--- a/Документы Тупик/Тест сценарий.docx
+++ b/Документы Тупик/Тест сценарий.docx
@@ -4,41 +4,29 @@
   <w:body>
     <w:p>
       <w:pPr>
+        <w:tabs>
+          <w:tab w:val="left" w:pos="3615"/>
+        </w:tabs>
         <w:spacing w:after="0" w:line="360" w:lineRule="exact"/>
         <w:ind w:firstLine="851"/>
         <w:jc w:val="both"/>
         <w:rPr>
           <w:rFonts w:ascii="Times New Roman" w:hAnsi="Times New Roman" w:cs="Times New Roman"/>
-          <w:sz w:val="28"/>
-          <w:szCs w:val="28"/>
-        </w:rPr>
-      </w:pPr>
-      <w:bookmarkStart w:id="0" w:name="_Hlk218800482"/>
-      <w:r>
-        <w:rPr>
-          <w:rFonts w:ascii="Times New Roman" w:hAnsi="Times New Roman" w:cs="Times New Roman"/>
-          <w:sz w:val="28"/>
-          <w:szCs w:val="28"/>
-        </w:rPr>
-        <w:t xml:space="preserve">В рамках комплексного тестирования программного продукта «The </w:t>
-      </w:r>
-      <w:proofErr w:type="spellStart"/>
-      <w:r>
-        <w:rPr>
-          <w:rFonts w:ascii="Times New Roman" w:hAnsi="Times New Roman" w:cs="Times New Roman"/>
-          <w:sz w:val="28"/>
-          <w:szCs w:val="28"/>
-        </w:rPr>
-        <w:t>binariki</w:t>
-      </w:r>
-      <w:proofErr w:type="spellEnd"/>
-      <w:r>
-        <w:rPr>
-          <w:rFonts w:ascii="Times New Roman" w:hAnsi="Times New Roman" w:cs="Times New Roman"/>
-          <w:sz w:val="28"/>
-          <w:szCs w:val="28"/>
-        </w:rPr>
-        <w:t>» был реализован единый сквозной тест-сценарий, охватывающий полный цикл взаимодействия пользователя с системой: от создания новой учетной записи и детальной конфигурации параметров до проверки социальных функций и стабильности игрового процесса. Данный сценарий предназначен для оценки целостности функционала приложения, корректности работы систем аутентификации, гибкости настроек интерфейса и стабильности ключевых игровых механик.</w:t>
+          <w:b/>
+          <w:bCs/>
+          <w:sz w:val="28"/>
+          <w:szCs w:val="28"/>
+        </w:rPr>
+      </w:pPr>
+      <w:r>
+        <w:rPr>
+          <w:rFonts w:ascii="Times New Roman" w:hAnsi="Times New Roman" w:cs="Times New Roman"/>
+          <w:b/>
+          <w:bCs/>
+          <w:sz w:val="28"/>
+          <w:szCs w:val="28"/>
+        </w:rPr>
+        <w:t>4 Тестирование</w:t>
       </w:r>
     </w:p>
     <w:p>
@@ -48,18 +36,23 @@
         <w:jc w:val="both"/>
         <w:rPr>
           <w:rFonts w:ascii="Times New Roman" w:hAnsi="Times New Roman" w:cs="Times New Roman"/>
-          <w:sz w:val="28"/>
-          <w:szCs w:val="28"/>
-        </w:rPr>
-      </w:pPr>
-      <w:r>
-        <w:rPr>
-          <w:rFonts w:ascii="Times New Roman" w:hAnsi="Times New Roman" w:cs="Times New Roman"/>
-          <w:sz w:val="28"/>
-          <w:szCs w:val="28"/>
-        </w:rPr>
-        <w:t>Тест-сценарий начинается с этапа первичной регистрации пользователя в системе. После запуска исполняемого файла «The binariki.exe» осуществляется переход к форме создания аккаунта, где вводятся регистрационные данные (адрес электронной почты и пароль) и подтверждается согласие с условиями пользовательского соглашения. Система корректно обрабатывает запрос на регистрацию, отправляя проверочный код на указанный адрес, и после ввода кода подтверждения успешно завершает процедуру создания профиля. Сразу после этого проверяется механизм авторизации: пользователь вводит свои учетные данные и осуществляет вход в систему, что подтверждает корректность работы сервера аутентификации и связи с базой данных пользователей.</w:t>
-      </w:r>
+          <w:b/>
+          <w:bCs/>
+          <w:sz w:val="28"/>
+          <w:szCs w:val="28"/>
+        </w:rPr>
+      </w:pPr>
+      <w:r>
+        <w:rPr>
+          <w:rFonts w:ascii="Times New Roman" w:hAnsi="Times New Roman" w:cs="Times New Roman"/>
+          <w:b/>
+          <w:bCs/>
+          <w:sz w:val="28"/>
+          <w:szCs w:val="28"/>
+        </w:rPr>
+        <w:t>4.1 Тесты на использование</w:t>
+      </w:r>
+      <w:bookmarkStart w:id="0" w:name="_Hlk212541840"/>
     </w:p>
     <w:p>
       <w:pPr>
@@ -68,18 +61,12 @@
         <w:jc w:val="both"/>
         <w:rPr>
           <w:rFonts w:ascii="Times New Roman" w:hAnsi="Times New Roman" w:cs="Times New Roman"/>
-          <w:sz w:val="28"/>
-          <w:szCs w:val="28"/>
-        </w:rPr>
-      </w:pPr>
-      <w:r>
-        <w:rPr>
-          <w:rFonts w:ascii="Times New Roman" w:hAnsi="Times New Roman" w:cs="Times New Roman"/>
-          <w:sz w:val="28"/>
-          <w:szCs w:val="28"/>
-        </w:rPr>
-        <w:t>Следующий этап сценария посвящен глубокой проверке раздела «Настройки». В рамках тестирования проверяется работа звуковой системы путем изменения громкости до минимального значения, а также функциональность графического движка: изменяется разрешение экрана на 1920х1080 и активируется полноэкранный режим. Дополнительно тестируется гибкость управления через меню привязки клавиш, где действие «Назад» успешно переназначается на клавишу «S». Корректное применение всех изменений без перезагрузки приложения свидетельствует о стабильности системы управления ресурсами и пользовательскими предпочтениями.</w:t>
-      </w:r>
+          <w:b/>
+          <w:bCs/>
+          <w:sz w:val="28"/>
+          <w:szCs w:val="28"/>
+        </w:rPr>
+      </w:pPr>
     </w:p>
     <w:p>
       <w:pPr>
@@ -92,13 +79,14 @@
           <w:szCs w:val="28"/>
         </w:rPr>
       </w:pPr>
-      <w:r>
-        <w:rPr>
-          <w:rFonts w:ascii="Times New Roman" w:hAnsi="Times New Roman" w:cs="Times New Roman"/>
-          <w:sz w:val="28"/>
-          <w:szCs w:val="28"/>
-        </w:rPr>
-        <w:t>Далее осуществляется проверка информационных и социальных модулей главного меню. Тестировщик открывает раздел «Авторы», подтверждая доступность справочной информации о разработчиках, после чего проверяет функционал взаимодействия с группами. Выбор конкретной учебной группы (ПЗТ-43) и ввод идентификационного кода позволяют подтвердить работоспособность механизма интеграции пользователя в образовательную структуру проекта. Параллельно с этим тестируется система ранжирования: использование фильтра «Лучшие рекорды» в главном меню подтверждает корректность сортировки и отображения данных глобальной таблицы достижений.</w:t>
+      <w:bookmarkStart w:id="1" w:name="_Hlk218800482"/>
+      <w:r>
+        <w:rPr>
+          <w:rFonts w:ascii="Times New Roman" w:hAnsi="Times New Roman" w:cs="Times New Roman"/>
+          <w:sz w:val="28"/>
+          <w:szCs w:val="28"/>
+        </w:rPr>
+        <w:t>В рамках комплексного тестирования программного продукта «The binariki» был реализован единый сквозной тест-сценарий, охватывающий полный цикл взаимодействия пользователя с системой: от создания новой учетной записи и детальной конфигурации параметров до проверки социальных функций и стабильности игрового процесса. Данный сценарий предназначен для оценки целостности функционала приложения, корректности работы систем аутентификации, гибкости настроек интерфейса и стабильности ключевых игровых механик.</w:t>
       </w:r>
     </w:p>
     <w:p>
@@ -118,7 +106,47 @@
           <w:sz w:val="28"/>
           <w:szCs w:val="28"/>
         </w:rPr>
-        <w:t xml:space="preserve">Заключительным этапом сквозного теста является проверка игровых механик в реальном времени. После запуска игрового уровня инициируется </w:t>
+        <w:t>Тест-сценарий начинается с этапа первичной регистрации пользователя в системе. После запуска исполняемого файла «The binariki.exe» осуществляется переход к форме создания аккаунта, где вводятся регистрационные данные (адрес электронной почты и пароль) и подтверждается согласие с условиями пользовательского соглашения. Система корректно обрабатывает запрос на регистрацию, отправляя проверочный код на указанный адрес, и после ввода кода подтверждения успешно завершает процедуру создания профиля. Сразу после этого проверяется механизм авторизации: пользователь вводит свои учетные данные и осуществляет вход в систему, что подтверждает корректность работы сервера аутентификации и связи с базой данных пользователей.</w:t>
+      </w:r>
+    </w:p>
+    <w:p>
+      <w:pPr>
+        <w:spacing w:after="0" w:line="360" w:lineRule="exact"/>
+        <w:ind w:firstLine="851"/>
+        <w:jc w:val="both"/>
+        <w:rPr>
+          <w:rFonts w:ascii="Times New Roman" w:hAnsi="Times New Roman" w:cs="Times New Roman"/>
+          <w:sz w:val="28"/>
+          <w:szCs w:val="28"/>
+        </w:rPr>
+      </w:pPr>
+      <w:r>
+        <w:rPr>
+          <w:rFonts w:ascii="Times New Roman" w:hAnsi="Times New Roman" w:cs="Times New Roman"/>
+          <w:sz w:val="28"/>
+          <w:szCs w:val="28"/>
+        </w:rPr>
+        <w:t>Следующий этап сценария посвящен глубокой проверке раздела «Настройки». В рамках тестирования проверяется работа звуковой системы путем изменения громкости до минимального значения, а также функциональность графического движка: изменяется разрешение экрана на 1920х1080 и активируется полноэкранный режим. Дополнительно тестируется гибкость управления через меню привязки клавиш, где действие «Назад» успешно переназначается на клавишу «S». Корректное применение всех изменений без перезагрузки приложения свидетельствует о стабильности системы управления ресурсами и пользовательскими предпочтениями.</w:t>
+      </w:r>
+    </w:p>
+    <w:p>
+      <w:pPr>
+        <w:spacing w:after="0" w:line="360" w:lineRule="exact"/>
+        <w:ind w:firstLine="851"/>
+        <w:jc w:val="both"/>
+        <w:rPr>
+          <w:rFonts w:ascii="Times New Roman" w:hAnsi="Times New Roman" w:cs="Times New Roman"/>
+          <w:sz w:val="28"/>
+          <w:szCs w:val="28"/>
+        </w:rPr>
+      </w:pPr>
+      <w:r>
+        <w:rPr>
+          <w:rFonts w:ascii="Times New Roman" w:hAnsi="Times New Roman" w:cs="Times New Roman"/>
+          <w:sz w:val="28"/>
+          <w:szCs w:val="28"/>
+        </w:rPr>
+        <w:t xml:space="preserve">Далее осуществляется проверка информационных и социальных модулей главного меню. Тестировщик открывает раздел «Авторы», подтверждая доступность справочной информации о разработчиках, после чего проверяет функционал взаимодействия с группами. Выбор конкретной учебной группы (ПЗТ-43) и ввод идентификационного кода позволяют подтвердить работоспособность механизма интеграции пользователя в образовательную структуру проекта. Параллельно с этим тестируется система ранжирования: использование фильтра «Лучшие рекорды» в главном меню </w:t>
       </w:r>
       <w:r>
         <w:rPr>
@@ -127,10 +155,4164 @@
           <w:szCs w:val="28"/>
         </w:rPr>
         <w:lastRenderedPageBreak/>
-        <w:t>вызов меню паузы через соответствующую кнопку в интерфейсе. Система корректно приостанавливает выполнение игрового кода и визуально сигнализирует об остановке процесса. Успешный возврат в игру и сохранение текущего прогресса после паузы подтверждают высокую отказоустойчивость приложения и корректную реализацию состояний игрового цикла.</w:t>
+        <w:t>подтверждает корректность сортировки и отображения данных глобальной таблицы достижений.</w:t>
+      </w:r>
+    </w:p>
+    <w:p>
+      <w:pPr>
+        <w:spacing w:after="0" w:line="360" w:lineRule="exact"/>
+        <w:ind w:firstLine="851"/>
+        <w:jc w:val="both"/>
+        <w:rPr>
+          <w:rFonts w:ascii="Times New Roman" w:hAnsi="Times New Roman" w:cs="Times New Roman"/>
+          <w:sz w:val="28"/>
+          <w:szCs w:val="28"/>
+        </w:rPr>
+      </w:pPr>
+      <w:r>
+        <w:rPr>
+          <w:rFonts w:ascii="Times New Roman" w:hAnsi="Times New Roman" w:cs="Times New Roman"/>
+          <w:sz w:val="28"/>
+          <w:szCs w:val="28"/>
+        </w:rPr>
+        <w:t>Заключительным этапом сквозного теста является проверка игровых механик в реальном времени. После запуска игрового уровня инициируется вызов меню паузы через соответствующую кнопку в интерфейсе. Система корректно приостанавливает выполнение игрового кода и визуально сигнализирует об остановке процесса. Успешный возврат в игру и сохранение текущего прогресса после паузы подтверждают высокую отказоустойчивость приложения и корректную реализацию состояний игрового цикла.</w:t>
       </w:r>
     </w:p>
     <w:bookmarkEnd w:id="0"/>
+    <w:bookmarkEnd w:id="1"/>
+    <w:p>
+      <w:pPr>
+        <w:spacing w:after="0" w:line="360" w:lineRule="exact"/>
+        <w:ind w:firstLine="851"/>
+        <w:jc w:val="both"/>
+        <w:rPr>
+          <w:rFonts w:ascii="Times New Roman" w:hAnsi="Times New Roman" w:cs="Times New Roman"/>
+          <w:b/>
+          <w:bCs/>
+          <w:sz w:val="28"/>
+          <w:szCs w:val="28"/>
+        </w:rPr>
+      </w:pPr>
+    </w:p>
+    <w:p>
+      <w:pPr>
+        <w:spacing w:after="0" w:line="360" w:lineRule="exact"/>
+        <w:ind w:firstLine="851"/>
+        <w:jc w:val="both"/>
+        <w:rPr>
+          <w:rFonts w:ascii="Times New Roman" w:hAnsi="Times New Roman" w:cs="Times New Roman"/>
+          <w:b/>
+          <w:bCs/>
+          <w:sz w:val="28"/>
+          <w:szCs w:val="28"/>
+        </w:rPr>
+      </w:pPr>
+      <w:r>
+        <w:rPr>
+          <w:rFonts w:ascii="Times New Roman" w:hAnsi="Times New Roman" w:cs="Times New Roman"/>
+          <w:b/>
+          <w:bCs/>
+          <w:sz w:val="28"/>
+          <w:szCs w:val="28"/>
+        </w:rPr>
+        <w:t>4.2 Отчет о результатах тестирования</w:t>
+      </w:r>
+    </w:p>
+    <w:p>
+      <w:pPr>
+        <w:spacing w:after="0" w:line="360" w:lineRule="exact"/>
+        <w:ind w:firstLine="851"/>
+        <w:jc w:val="both"/>
+        <w:rPr>
+          <w:rFonts w:ascii="Times New Roman" w:hAnsi="Times New Roman" w:cs="Times New Roman"/>
+          <w:b/>
+          <w:bCs/>
+          <w:sz w:val="28"/>
+          <w:szCs w:val="28"/>
+        </w:rPr>
+      </w:pPr>
+    </w:p>
+    <w:p>
+      <w:pPr>
+        <w:spacing w:after="0" w:line="360" w:lineRule="exact"/>
+        <w:ind w:firstLine="851"/>
+        <w:jc w:val="both"/>
+        <w:rPr>
+          <w:rFonts w:ascii="Times New Roman" w:eastAsia="Times New Roman" w:hAnsi="Times New Roman" w:cs="Times New Roman"/>
+          <w:sz w:val="28"/>
+          <w:szCs w:val="28"/>
+        </w:rPr>
+      </w:pPr>
+      <w:r>
+        <w:rPr>
+          <w:rFonts w:ascii="Times New Roman" w:eastAsia="Times New Roman" w:hAnsi="Times New Roman" w:cs="Times New Roman"/>
+          <w:sz w:val="28"/>
+          <w:szCs w:val="28"/>
+        </w:rPr>
+        <w:t>П</w:t>
+      </w:r>
+      <w:r>
+        <w:rPr>
+          <w:rFonts w:ascii="Times New Roman" w:eastAsia="Times New Roman" w:hAnsi="Times New Roman" w:cs="Times New Roman"/>
+          <w:sz w:val="28"/>
+          <w:szCs w:val="28"/>
+        </w:rPr>
+        <w:t xml:space="preserve">роисходил процесс тестирования </w:t>
+      </w:r>
+      <w:r>
+        <w:rPr>
+          <w:rFonts w:ascii="Times New Roman" w:eastAsia="Times New Roman" w:hAnsi="Times New Roman" w:cs="Times New Roman"/>
+          <w:sz w:val="28"/>
+          <w:szCs w:val="28"/>
+        </w:rPr>
+        <w:t xml:space="preserve">игрового </w:t>
+      </w:r>
+      <w:r>
+        <w:rPr>
+          <w:rFonts w:ascii="Times New Roman" w:eastAsia="Times New Roman" w:hAnsi="Times New Roman" w:cs="Times New Roman"/>
+          <w:sz w:val="28"/>
+          <w:szCs w:val="28"/>
+        </w:rPr>
+        <w:t xml:space="preserve">приложения </w:t>
+      </w:r>
+      <w:r>
+        <w:rPr>
+          <w:rFonts w:ascii="Times New Roman" w:eastAsia="Times New Roman" w:hAnsi="Times New Roman" w:cs="Times New Roman"/>
+          <w:sz w:val="28"/>
+          <w:szCs w:val="28"/>
+        </w:rPr>
+        <w:t xml:space="preserve"> </w:t>
+      </w:r>
+      <w:r>
+        <w:rPr>
+          <w:rFonts w:ascii="Times New Roman" w:eastAsia="Times New Roman" w:hAnsi="Times New Roman" w:cs="Times New Roman"/>
+          <w:sz w:val="28"/>
+          <w:szCs w:val="28"/>
+        </w:rPr>
+        <w:t>«</w:t>
+      </w:r>
+      <w:r>
+        <w:rPr>
+          <w:rFonts w:ascii="Times New Roman" w:eastAsia="Times New Roman" w:hAnsi="Times New Roman" w:cs="Times New Roman"/>
+          <w:sz w:val="28"/>
+          <w:szCs w:val="28"/>
+          <w:lang w:val="en-US"/>
+        </w:rPr>
+        <w:t>The</w:t>
+      </w:r>
+      <w:r>
+        <w:rPr>
+          <w:rFonts w:ascii="Times New Roman" w:eastAsia="Times New Roman" w:hAnsi="Times New Roman" w:cs="Times New Roman"/>
+          <w:sz w:val="28"/>
+          <w:szCs w:val="28"/>
+        </w:rPr>
+        <w:t xml:space="preserve"> </w:t>
+      </w:r>
+      <w:r>
+        <w:rPr>
+          <w:rFonts w:ascii="Times New Roman" w:eastAsia="Times New Roman" w:hAnsi="Times New Roman" w:cs="Times New Roman"/>
+          <w:sz w:val="28"/>
+          <w:szCs w:val="28"/>
+          <w:lang w:val="en-US"/>
+        </w:rPr>
+        <w:t>Binariki</w:t>
+      </w:r>
+      <w:r>
+        <w:rPr>
+          <w:rFonts w:ascii="Times New Roman" w:eastAsia="Times New Roman" w:hAnsi="Times New Roman" w:cs="Times New Roman"/>
+          <w:sz w:val="28"/>
+          <w:szCs w:val="28"/>
+        </w:rPr>
+        <w:t xml:space="preserve"> ». Успешно было пройдено 100% тест-кейсов крайне высокого приоритета, 100% тест-кейсов высокого приоритета, 100% тест-кейсов среднего приоритета, 100% тест-кейсов низкого приоритета и 100% тест-кейсов край</w:t>
+      </w:r>
+      <w:r>
+        <w:rPr>
+          <w:rFonts w:ascii="Times New Roman" w:eastAsia="Times New Roman" w:hAnsi="Times New Roman" w:cs="Times New Roman"/>
+          <w:sz w:val="28"/>
+          <w:szCs w:val="28"/>
+        </w:rPr>
+        <w:t>не</w:t>
+      </w:r>
+      <w:r>
+        <w:rPr>
+          <w:rFonts w:ascii="Times New Roman" w:eastAsia="Times New Roman" w:hAnsi="Times New Roman" w:cs="Times New Roman"/>
+          <w:sz w:val="28"/>
+          <w:szCs w:val="28"/>
+        </w:rPr>
+        <w:t xml:space="preserve"> низкого приоритета.</w:t>
+      </w:r>
+      <w:r>
+        <w:rPr>
+          <w:rFonts w:ascii="Times New Roman" w:eastAsia="Times New Roman" w:hAnsi="Times New Roman" w:cs="Times New Roman"/>
+          <w:sz w:val="28"/>
+          <w:szCs w:val="28"/>
+        </w:rPr>
+        <w:t xml:space="preserve"> </w:t>
+      </w:r>
+    </w:p>
+    <w:p>
+      <w:pPr>
+        <w:spacing w:after="0" w:line="360" w:lineRule="exact"/>
+        <w:ind w:firstLine="851"/>
+        <w:jc w:val="both"/>
+        <w:rPr>
+          <w:rFonts w:ascii="Times New Roman" w:eastAsia="Times New Roman" w:hAnsi="Times New Roman" w:cs="Times New Roman"/>
+          <w:sz w:val="28"/>
+          <w:szCs w:val="28"/>
+        </w:rPr>
+      </w:pPr>
+      <w:r>
+        <w:rPr>
+          <w:rFonts w:ascii="Times New Roman" w:eastAsia="Times New Roman" w:hAnsi="Times New Roman" w:cs="Times New Roman"/>
+          <w:sz w:val="28"/>
+          <w:szCs w:val="28"/>
+        </w:rPr>
+        <w:t>Команда тестировщиков описана в таблице 5.</w:t>
+      </w:r>
+    </w:p>
+    <w:p>
+      <w:pPr>
+        <w:spacing w:after="0" w:line="360" w:lineRule="exact"/>
+        <w:ind w:firstLine="851"/>
+        <w:jc w:val="both"/>
+        <w:rPr>
+          <w:rFonts w:ascii="Times New Roman" w:eastAsia="Times New Roman" w:hAnsi="Times New Roman" w:cs="Times New Roman"/>
+          <w:sz w:val="28"/>
+          <w:szCs w:val="28"/>
+        </w:rPr>
+      </w:pPr>
+    </w:p>
+    <w:p>
+      <w:pPr>
+        <w:spacing w:after="0" w:line="360" w:lineRule="exact"/>
+        <w:rPr>
+          <w:rFonts w:ascii="Times New Roman" w:hAnsi="Times New Roman" w:cs="Times New Roman"/>
+          <w:sz w:val="28"/>
+          <w:szCs w:val="28"/>
+          <w:lang w:val="en-US"/>
+        </w:rPr>
+      </w:pPr>
+      <w:r>
+        <w:rPr>
+          <w:rFonts w:ascii="Times New Roman" w:hAnsi="Times New Roman" w:cs="Times New Roman"/>
+          <w:sz w:val="28"/>
+          <w:szCs w:val="28"/>
+        </w:rPr>
+        <w:t xml:space="preserve">Таблица </w:t>
+      </w:r>
+      <w:r>
+        <w:rPr>
+          <w:rFonts w:ascii="Times New Roman" w:hAnsi="Times New Roman" w:cs="Times New Roman"/>
+          <w:sz w:val="28"/>
+          <w:szCs w:val="28"/>
+          <w:lang w:val="en-US"/>
+        </w:rPr>
+        <w:t>5</w:t>
+      </w:r>
+      <w:r>
+        <w:rPr>
+          <w:rFonts w:ascii="Times New Roman" w:hAnsi="Times New Roman" w:cs="Times New Roman"/>
+          <w:sz w:val="28"/>
+          <w:szCs w:val="28"/>
+        </w:rPr>
+        <w:t xml:space="preserve"> – Команда тестировщиков</w:t>
+      </w:r>
+    </w:p>
+    <w:tbl>
+      <w:tblPr>
+        <w:tblStyle w:val="a7"/>
+        <w:tblW w:w="0" w:type="auto"/>
+        <w:tblLook w:val="04A0" w:firstRow="1" w:lastRow="0" w:firstColumn="1" w:lastColumn="0" w:noHBand="0" w:noVBand="1"/>
+      </w:tblPr>
+      <w:tblGrid>
+        <w:gridCol w:w="2682"/>
+        <w:gridCol w:w="2823"/>
+        <w:gridCol w:w="3804"/>
+      </w:tblGrid>
+      <w:tr>
+        <w:tc>
+          <w:tcPr>
+            <w:tcW w:w="2830" w:type="dxa"/>
+            <w:tcBorders>
+              <w:top w:val="single" w:sz="18" w:space="0" w:color="auto"/>
+              <w:left w:val="single" w:sz="18" w:space="0" w:color="auto"/>
+              <w:bottom w:val="single" w:sz="18" w:space="0" w:color="auto"/>
+              <w:right w:val="single" w:sz="18" w:space="0" w:color="auto"/>
+            </w:tcBorders>
+          </w:tcPr>
+          <w:p>
+            <w:pPr>
+              <w:rPr>
+                <w:rFonts w:cs="Times New Roman"/>
+                <w:sz w:val="24"/>
+                <w:szCs w:val="24"/>
+                <w:lang w:val="en-US"/>
+              </w:rPr>
+            </w:pPr>
+            <w:r>
+              <w:rPr>
+                <w:rFonts w:cs="Times New Roman"/>
+                <w:sz w:val="24"/>
+                <w:szCs w:val="24"/>
+                <w:lang w:val="en-US"/>
+              </w:rPr>
+              <w:t>ФИО</w:t>
+            </w:r>
+          </w:p>
+        </w:tc>
+        <w:tc>
+          <w:tcPr>
+            <w:tcW w:w="2977" w:type="dxa"/>
+            <w:tcBorders>
+              <w:top w:val="single" w:sz="18" w:space="0" w:color="auto"/>
+              <w:left w:val="single" w:sz="18" w:space="0" w:color="auto"/>
+              <w:bottom w:val="single" w:sz="18" w:space="0" w:color="auto"/>
+              <w:right w:val="single" w:sz="18" w:space="0" w:color="auto"/>
+            </w:tcBorders>
+          </w:tcPr>
+          <w:p>
+            <w:pPr>
+              <w:rPr>
+                <w:rFonts w:cs="Times New Roman"/>
+                <w:sz w:val="24"/>
+                <w:szCs w:val="24"/>
+                <w:lang w:val="en-US"/>
+              </w:rPr>
+            </w:pPr>
+            <w:r>
+              <w:rPr>
+                <w:rFonts w:cs="Times New Roman"/>
+                <w:sz w:val="24"/>
+                <w:szCs w:val="24"/>
+                <w:lang w:val="en-US"/>
+              </w:rPr>
+              <w:t>Должность</w:t>
+            </w:r>
+          </w:p>
+        </w:tc>
+        <w:tc>
+          <w:tcPr>
+            <w:tcW w:w="4047" w:type="dxa"/>
+            <w:tcBorders>
+              <w:top w:val="single" w:sz="18" w:space="0" w:color="auto"/>
+              <w:left w:val="single" w:sz="18" w:space="0" w:color="auto"/>
+              <w:bottom w:val="single" w:sz="18" w:space="0" w:color="auto"/>
+              <w:right w:val="single" w:sz="18" w:space="0" w:color="auto"/>
+            </w:tcBorders>
+          </w:tcPr>
+          <w:p>
+            <w:pPr>
+              <w:rPr>
+                <w:rFonts w:cs="Times New Roman"/>
+                <w:sz w:val="24"/>
+                <w:szCs w:val="24"/>
+                <w:lang w:val="en-US"/>
+              </w:rPr>
+            </w:pPr>
+            <w:r>
+              <w:rPr>
+                <w:rFonts w:cs="Times New Roman"/>
+                <w:sz w:val="24"/>
+                <w:szCs w:val="24"/>
+                <w:lang w:val="en-US"/>
+              </w:rPr>
+              <w:t>Роль</w:t>
+            </w:r>
+          </w:p>
+        </w:tc>
+      </w:tr>
+      <w:tr>
+        <w:tc>
+          <w:tcPr>
+            <w:tcW w:w="2830" w:type="dxa"/>
+            <w:tcBorders>
+              <w:top w:val="single" w:sz="18" w:space="0" w:color="auto"/>
+              <w:left w:val="single" w:sz="18" w:space="0" w:color="auto"/>
+              <w:bottom w:val="single" w:sz="18" w:space="0" w:color="auto"/>
+              <w:right w:val="single" w:sz="18" w:space="0" w:color="auto"/>
+            </w:tcBorders>
+          </w:tcPr>
+          <w:p>
+            <w:pPr>
+              <w:rPr>
+                <w:rFonts w:cs="Times New Roman"/>
+                <w:sz w:val="24"/>
+                <w:szCs w:val="24"/>
+              </w:rPr>
+            </w:pPr>
+            <w:r>
+              <w:rPr>
+                <w:rFonts w:cs="Times New Roman"/>
+                <w:sz w:val="24"/>
+                <w:szCs w:val="24"/>
+              </w:rPr>
+              <w:t>Тупик Павел Николаевич</w:t>
+            </w:r>
+          </w:p>
+        </w:tc>
+        <w:tc>
+          <w:tcPr>
+            <w:tcW w:w="2977" w:type="dxa"/>
+            <w:tcBorders>
+              <w:top w:val="single" w:sz="18" w:space="0" w:color="auto"/>
+              <w:left w:val="single" w:sz="18" w:space="0" w:color="auto"/>
+              <w:bottom w:val="single" w:sz="18" w:space="0" w:color="auto"/>
+              <w:right w:val="single" w:sz="18" w:space="0" w:color="auto"/>
+            </w:tcBorders>
+          </w:tcPr>
+          <w:p>
+            <w:pPr>
+              <w:rPr>
+                <w:rFonts w:cs="Times New Roman"/>
+                <w:sz w:val="24"/>
+                <w:szCs w:val="24"/>
+                <w:lang w:val="en-US"/>
+              </w:rPr>
+            </w:pPr>
+            <w:r>
+              <w:rPr>
+                <w:rFonts w:cs="Times New Roman"/>
+                <w:sz w:val="24"/>
+                <w:szCs w:val="24"/>
+                <w:lang w:val="en-US"/>
+              </w:rPr>
+              <w:t>Разработчик, тестировщик</w:t>
+            </w:r>
+          </w:p>
+        </w:tc>
+        <w:tc>
+          <w:tcPr>
+            <w:tcW w:w="4047" w:type="dxa"/>
+            <w:tcBorders>
+              <w:top w:val="single" w:sz="18" w:space="0" w:color="auto"/>
+              <w:left w:val="single" w:sz="18" w:space="0" w:color="auto"/>
+              <w:bottom w:val="single" w:sz="18" w:space="0" w:color="auto"/>
+              <w:right w:val="single" w:sz="18" w:space="0" w:color="auto"/>
+            </w:tcBorders>
+          </w:tcPr>
+          <w:p>
+            <w:pPr>
+              <w:rPr>
+                <w:rFonts w:cs="Times New Roman"/>
+                <w:sz w:val="24"/>
+                <w:szCs w:val="24"/>
+              </w:rPr>
+            </w:pPr>
+            <w:r>
+              <w:rPr>
+                <w:rFonts w:cs="Times New Roman"/>
+                <w:sz w:val="24"/>
+                <w:szCs w:val="24"/>
+                <w:lang w:val="en-US"/>
+              </w:rPr>
+              <w:t>Ответственный</w:t>
+            </w:r>
+            <w:r>
+              <w:rPr>
+                <w:rFonts w:cs="Times New Roman"/>
+                <w:sz w:val="24"/>
+                <w:szCs w:val="24"/>
+              </w:rPr>
+              <w:t xml:space="preserve"> за </w:t>
+            </w:r>
+            <w:r>
+              <w:rPr>
+                <w:rFonts w:cs="Times New Roman"/>
+                <w:sz w:val="24"/>
+                <w:szCs w:val="24"/>
+                <w:lang w:val="en-US"/>
+              </w:rPr>
+              <w:t>тестирование</w:t>
+            </w:r>
+          </w:p>
+          <w:p>
+            <w:pPr>
+              <w:rPr>
+                <w:rFonts w:cs="Times New Roman"/>
+                <w:sz w:val="24"/>
+                <w:szCs w:val="24"/>
+                <w:lang w:val="en-US"/>
+              </w:rPr>
+            </w:pPr>
+            <w:r>
+              <w:rPr>
+                <w:rFonts w:cs="Times New Roman"/>
+                <w:sz w:val="24"/>
+                <w:szCs w:val="24"/>
+                <w:lang w:val="en-US"/>
+              </w:rPr>
+              <w:t>приложения</w:t>
+            </w:r>
+          </w:p>
+        </w:tc>
+      </w:tr>
+    </w:tbl>
+    <w:p>
+      <w:pPr>
+        <w:spacing w:after="0" w:line="360" w:lineRule="exact"/>
+        <w:rPr>
+          <w:rFonts w:ascii="Times New Roman" w:hAnsi="Times New Roman" w:cs="Times New Roman"/>
+          <w:sz w:val="28"/>
+          <w:szCs w:val="28"/>
+        </w:rPr>
+      </w:pPr>
+    </w:p>
+    <w:p>
+      <w:pPr>
+        <w:spacing w:after="0" w:line="360" w:lineRule="exact"/>
+        <w:ind w:firstLine="720"/>
+        <w:rPr>
+          <w:rFonts w:ascii="Times New Roman" w:hAnsi="Times New Roman" w:cs="Times New Roman"/>
+          <w:sz w:val="28"/>
+          <w:szCs w:val="28"/>
+        </w:rPr>
+      </w:pPr>
+      <w:r>
+        <w:rPr>
+          <w:rFonts w:ascii="Times New Roman" w:hAnsi="Times New Roman" w:cs="Times New Roman"/>
+          <w:sz w:val="28"/>
+          <w:szCs w:val="28"/>
+        </w:rPr>
+        <w:t xml:space="preserve">Тестирование производилось под ОС Windows 11 </w:t>
+      </w:r>
+      <w:r>
+        <w:rPr>
+          <w:rFonts w:ascii="Times New Roman" w:hAnsi="Times New Roman" w:cs="Times New Roman"/>
+          <w:sz w:val="28"/>
+          <w:szCs w:val="28"/>
+          <w:lang w:val="en-US"/>
+        </w:rPr>
+        <w:t>pro</w:t>
+      </w:r>
+      <w:r>
+        <w:rPr>
+          <w:rFonts w:ascii="Times New Roman" w:hAnsi="Times New Roman" w:cs="Times New Roman"/>
+          <w:sz w:val="28"/>
+          <w:szCs w:val="28"/>
+        </w:rPr>
+        <w:t xml:space="preserve"> x64. Все тест-кейсы</w:t>
+      </w:r>
+    </w:p>
+    <w:p>
+      <w:pPr>
+        <w:spacing w:after="0" w:line="360" w:lineRule="exact"/>
+        <w:rPr>
+          <w:rFonts w:ascii="Times New Roman" w:hAnsi="Times New Roman" w:cs="Times New Roman"/>
+          <w:sz w:val="28"/>
+          <w:szCs w:val="28"/>
+        </w:rPr>
+      </w:pPr>
+      <w:r>
+        <w:rPr>
+          <w:rFonts w:ascii="Times New Roman" w:hAnsi="Times New Roman" w:cs="Times New Roman"/>
+          <w:sz w:val="28"/>
+          <w:szCs w:val="28"/>
+        </w:rPr>
+        <w:t xml:space="preserve">выполнялись вручную. Тестирование показало </w:t>
+      </w:r>
+      <w:r>
+        <w:rPr>
+          <w:rFonts w:ascii="Times New Roman" w:hAnsi="Times New Roman" w:cs="Times New Roman"/>
+          <w:sz w:val="28"/>
+          <w:szCs w:val="28"/>
+        </w:rPr>
+        <w:t xml:space="preserve">высокую </w:t>
+      </w:r>
+      <w:r>
+        <w:rPr>
+          <w:rFonts w:ascii="Times New Roman" w:hAnsi="Times New Roman" w:cs="Times New Roman"/>
+          <w:sz w:val="28"/>
+          <w:szCs w:val="28"/>
+        </w:rPr>
+        <w:t>стабильность</w:t>
+      </w:r>
+      <w:r>
+        <w:rPr>
+          <w:rFonts w:ascii="Times New Roman" w:hAnsi="Times New Roman" w:cs="Times New Roman"/>
+          <w:sz w:val="28"/>
+          <w:szCs w:val="28"/>
+        </w:rPr>
+        <w:t xml:space="preserve"> </w:t>
+      </w:r>
+      <w:r>
+        <w:rPr>
+          <w:rFonts w:ascii="Times New Roman" w:hAnsi="Times New Roman" w:cs="Times New Roman"/>
+          <w:sz w:val="28"/>
+          <w:szCs w:val="28"/>
+        </w:rPr>
+        <w:t>функциональности (</w:t>
+      </w:r>
+      <w:r>
+        <w:rPr>
+          <w:rFonts w:ascii="Times New Roman" w:hAnsi="Times New Roman" w:cs="Times New Roman"/>
+          <w:sz w:val="28"/>
+          <w:szCs w:val="28"/>
+        </w:rPr>
+        <w:t>дефектов не было обнаружено)</w:t>
+      </w:r>
+    </w:p>
+    <w:p>
+      <w:pPr>
+        <w:spacing w:after="0" w:line="360" w:lineRule="exact"/>
+        <w:rPr>
+          <w:rFonts w:ascii="Times New Roman" w:hAnsi="Times New Roman" w:cs="Times New Roman"/>
+          <w:sz w:val="28"/>
+          <w:szCs w:val="28"/>
+        </w:rPr>
+      </w:pPr>
+      <w:r>
+        <w:rPr>
+          <w:rFonts w:ascii="Times New Roman" w:hAnsi="Times New Roman" w:cs="Times New Roman"/>
+          <w:sz w:val="28"/>
+          <w:szCs w:val="28"/>
+        </w:rPr>
+        <w:t xml:space="preserve">представлено в таблице </w:t>
+      </w:r>
+      <w:r>
+        <w:rPr>
+          <w:rFonts w:ascii="Times New Roman" w:hAnsi="Times New Roman" w:cs="Times New Roman"/>
+          <w:sz w:val="28"/>
+          <w:szCs w:val="28"/>
+        </w:rPr>
+        <w:t>6</w:t>
+      </w:r>
+      <w:r>
+        <w:rPr>
+          <w:rFonts w:ascii="Times New Roman" w:hAnsi="Times New Roman" w:cs="Times New Roman"/>
+          <w:sz w:val="28"/>
+          <w:szCs w:val="28"/>
+        </w:rPr>
+        <w:t>.</w:t>
+      </w:r>
+    </w:p>
+    <w:p>
+      <w:pPr>
+        <w:spacing w:after="0" w:line="360" w:lineRule="exact"/>
+        <w:rPr>
+          <w:rFonts w:ascii="Times New Roman" w:hAnsi="Times New Roman" w:cs="Times New Roman"/>
+          <w:sz w:val="28"/>
+          <w:szCs w:val="28"/>
+        </w:rPr>
+      </w:pPr>
+    </w:p>
+    <w:p>
+      <w:pPr>
+        <w:spacing w:after="0" w:line="360" w:lineRule="exact"/>
+        <w:rPr>
+          <w:rFonts w:ascii="Times New Roman" w:hAnsi="Times New Roman" w:cs="Times New Roman"/>
+          <w:sz w:val="28"/>
+          <w:szCs w:val="28"/>
+        </w:rPr>
+      </w:pPr>
+      <w:r>
+        <w:rPr>
+          <w:rFonts w:ascii="Times New Roman" w:hAnsi="Times New Roman" w:cs="Times New Roman"/>
+          <w:sz w:val="28"/>
+          <w:szCs w:val="28"/>
+        </w:rPr>
+        <w:t>Таблица 6 – Расписание проведения тестирования</w:t>
+      </w:r>
+      <w:r>
+        <w:rPr>
+          <w:rFonts w:ascii="Times New Roman" w:hAnsi="Times New Roman" w:cs="Times New Roman"/>
+          <w:sz w:val="28"/>
+          <w:szCs w:val="28"/>
+        </w:rPr>
+        <w:tab/>
+      </w:r>
+    </w:p>
+    <w:tbl>
+      <w:tblPr>
+        <w:tblStyle w:val="a7"/>
+        <w:tblW w:w="0" w:type="auto"/>
+        <w:tblLook w:val="04A0" w:firstRow="1" w:lastRow="0" w:firstColumn="1" w:lastColumn="0" w:noHBand="0" w:noVBand="1"/>
+      </w:tblPr>
+      <w:tblGrid>
+        <w:gridCol w:w="1535"/>
+        <w:gridCol w:w="1510"/>
+        <w:gridCol w:w="3820"/>
+        <w:gridCol w:w="2444"/>
+      </w:tblGrid>
+      <w:tr>
+        <w:tc>
+          <w:tcPr>
+            <w:tcW w:w="1555" w:type="dxa"/>
+            <w:tcBorders>
+              <w:top w:val="single" w:sz="18" w:space="0" w:color="auto"/>
+              <w:left w:val="single" w:sz="18" w:space="0" w:color="auto"/>
+              <w:bottom w:val="single" w:sz="18" w:space="0" w:color="auto"/>
+              <w:right w:val="single" w:sz="18" w:space="0" w:color="auto"/>
+            </w:tcBorders>
+          </w:tcPr>
+          <w:p>
+            <w:pPr>
+              <w:rPr>
+                <w:rFonts w:cs="Times New Roman"/>
+                <w:sz w:val="24"/>
+                <w:szCs w:val="24"/>
+              </w:rPr>
+            </w:pPr>
+            <w:r>
+              <w:rPr>
+                <w:rFonts w:cs="Times New Roman"/>
+                <w:sz w:val="24"/>
+                <w:szCs w:val="24"/>
+              </w:rPr>
+              <w:t>ФИО</w:t>
+            </w:r>
+          </w:p>
+        </w:tc>
+        <w:tc>
+          <w:tcPr>
+            <w:tcW w:w="1559" w:type="dxa"/>
+            <w:tcBorders>
+              <w:top w:val="single" w:sz="18" w:space="0" w:color="auto"/>
+              <w:left w:val="single" w:sz="18" w:space="0" w:color="auto"/>
+              <w:bottom w:val="single" w:sz="18" w:space="0" w:color="auto"/>
+              <w:right w:val="single" w:sz="18" w:space="0" w:color="auto"/>
+            </w:tcBorders>
+          </w:tcPr>
+          <w:p>
+            <w:pPr>
+              <w:rPr>
+                <w:rFonts w:cs="Times New Roman"/>
+                <w:sz w:val="24"/>
+                <w:szCs w:val="24"/>
+              </w:rPr>
+            </w:pPr>
+            <w:r>
+              <w:rPr>
+                <w:rFonts w:cs="Times New Roman"/>
+                <w:sz w:val="24"/>
+                <w:szCs w:val="24"/>
+              </w:rPr>
+              <w:t>Дата</w:t>
+            </w:r>
+            <w:r>
+              <w:rPr>
+                <w:rFonts w:cs="Times New Roman"/>
+                <w:sz w:val="24"/>
+                <w:szCs w:val="24"/>
+              </w:rPr>
+              <w:t>а</w:t>
+            </w:r>
+          </w:p>
+        </w:tc>
+        <w:tc>
+          <w:tcPr>
+            <w:tcW w:w="4276" w:type="dxa"/>
+            <w:tcBorders>
+              <w:top w:val="single" w:sz="18" w:space="0" w:color="auto"/>
+              <w:left w:val="single" w:sz="18" w:space="0" w:color="auto"/>
+              <w:bottom w:val="single" w:sz="18" w:space="0" w:color="auto"/>
+              <w:right w:val="single" w:sz="18" w:space="0" w:color="auto"/>
+            </w:tcBorders>
+          </w:tcPr>
+          <w:p>
+            <w:pPr>
+              <w:rPr>
+                <w:rFonts w:cs="Times New Roman"/>
+                <w:sz w:val="24"/>
+                <w:szCs w:val="24"/>
+              </w:rPr>
+            </w:pPr>
+            <w:r>
+              <w:rPr>
+                <w:rFonts w:cs="Times New Roman"/>
+                <w:sz w:val="24"/>
+                <w:szCs w:val="24"/>
+              </w:rPr>
+              <w:t>Деятельность</w:t>
+            </w:r>
+          </w:p>
+        </w:tc>
+        <w:tc>
+          <w:tcPr>
+            <w:tcW w:w="2464" w:type="dxa"/>
+            <w:tcBorders>
+              <w:top w:val="single" w:sz="18" w:space="0" w:color="auto"/>
+              <w:left w:val="single" w:sz="18" w:space="0" w:color="auto"/>
+              <w:bottom w:val="single" w:sz="18" w:space="0" w:color="auto"/>
+              <w:right w:val="single" w:sz="18" w:space="0" w:color="auto"/>
+            </w:tcBorders>
+          </w:tcPr>
+          <w:p>
+            <w:pPr>
+              <w:rPr>
+                <w:rFonts w:cs="Times New Roman"/>
+                <w:sz w:val="24"/>
+                <w:szCs w:val="24"/>
+              </w:rPr>
+            </w:pPr>
+            <w:r>
+              <w:rPr>
+                <w:rFonts w:cs="Times New Roman"/>
+                <w:sz w:val="24"/>
+                <w:szCs w:val="24"/>
+              </w:rPr>
+              <w:t>Продолжительность, ч</w:t>
+            </w:r>
+          </w:p>
+        </w:tc>
+      </w:tr>
+      <w:tr>
+        <w:tc>
+          <w:tcPr>
+            <w:tcW w:w="1555" w:type="dxa"/>
+            <w:tcBorders>
+              <w:top w:val="single" w:sz="18" w:space="0" w:color="auto"/>
+              <w:left w:val="single" w:sz="18" w:space="0" w:color="auto"/>
+              <w:right w:val="single" w:sz="18" w:space="0" w:color="auto"/>
+            </w:tcBorders>
+          </w:tcPr>
+          <w:p>
+            <w:pPr>
+              <w:rPr>
+                <w:rFonts w:cs="Times New Roman"/>
+                <w:sz w:val="24"/>
+                <w:szCs w:val="24"/>
+              </w:rPr>
+            </w:pPr>
+            <w:r>
+              <w:rPr>
+                <w:rFonts w:cs="Times New Roman"/>
+                <w:sz w:val="24"/>
+                <w:szCs w:val="24"/>
+              </w:rPr>
+              <w:t>Тупик Павел Николаевич</w:t>
+            </w:r>
+          </w:p>
+        </w:tc>
+        <w:tc>
+          <w:tcPr>
+            <w:tcW w:w="1559" w:type="dxa"/>
+            <w:tcBorders>
+              <w:top w:val="single" w:sz="18" w:space="0" w:color="auto"/>
+              <w:left w:val="single" w:sz="18" w:space="0" w:color="auto"/>
+              <w:right w:val="single" w:sz="18" w:space="0" w:color="auto"/>
+            </w:tcBorders>
+          </w:tcPr>
+          <w:p>
+            <w:pPr>
+              <w:rPr>
+                <w:rFonts w:cs="Times New Roman"/>
+                <w:sz w:val="24"/>
+                <w:szCs w:val="24"/>
+              </w:rPr>
+            </w:pPr>
+            <w:r>
+              <w:rPr>
+                <w:rFonts w:cs="Times New Roman"/>
+                <w:sz w:val="24"/>
+                <w:szCs w:val="24"/>
+              </w:rPr>
+              <w:t>07.11.2025</w:t>
+            </w:r>
+          </w:p>
+        </w:tc>
+        <w:tc>
+          <w:tcPr>
+            <w:tcW w:w="4276" w:type="dxa"/>
+            <w:tcBorders>
+              <w:top w:val="single" w:sz="18" w:space="0" w:color="auto"/>
+              <w:left w:val="single" w:sz="18" w:space="0" w:color="auto"/>
+              <w:right w:val="single" w:sz="18" w:space="0" w:color="auto"/>
+            </w:tcBorders>
+          </w:tcPr>
+          <w:p>
+            <w:pPr>
+              <w:rPr>
+                <w:rFonts w:cs="Times New Roman"/>
+                <w:sz w:val="24"/>
+                <w:szCs w:val="24"/>
+              </w:rPr>
+            </w:pPr>
+            <w:r>
+              <w:rPr>
+                <w:rFonts w:cs="Times New Roman"/>
+                <w:sz w:val="24"/>
+                <w:szCs w:val="24"/>
+              </w:rPr>
+              <w:t>Разработка тест-кейсов</w:t>
+            </w:r>
+          </w:p>
+        </w:tc>
+        <w:tc>
+          <w:tcPr>
+            <w:tcW w:w="2464" w:type="dxa"/>
+            <w:tcBorders>
+              <w:top w:val="single" w:sz="18" w:space="0" w:color="auto"/>
+              <w:left w:val="single" w:sz="18" w:space="0" w:color="auto"/>
+              <w:bottom w:val="single" w:sz="18" w:space="0" w:color="auto"/>
+              <w:right w:val="single" w:sz="18" w:space="0" w:color="auto"/>
+            </w:tcBorders>
+          </w:tcPr>
+          <w:p>
+            <w:pPr>
+              <w:rPr>
+                <w:rFonts w:cs="Times New Roman"/>
+                <w:sz w:val="24"/>
+                <w:szCs w:val="24"/>
+              </w:rPr>
+            </w:pPr>
+            <w:r>
+              <w:rPr>
+                <w:rFonts w:cs="Times New Roman"/>
+                <w:sz w:val="24"/>
+                <w:szCs w:val="24"/>
+              </w:rPr>
+              <w:t>2</w:t>
+            </w:r>
+          </w:p>
+        </w:tc>
+      </w:tr>
+      <w:tr>
+        <w:tc>
+          <w:tcPr>
+            <w:tcW w:w="1555" w:type="dxa"/>
+            <w:tcBorders>
+              <w:left w:val="single" w:sz="18" w:space="0" w:color="auto"/>
+              <w:right w:val="single" w:sz="18" w:space="0" w:color="auto"/>
+            </w:tcBorders>
+          </w:tcPr>
+          <w:p>
+            <w:pPr>
+              <w:rPr>
+                <w:rFonts w:cs="Times New Roman"/>
+                <w:sz w:val="24"/>
+                <w:szCs w:val="24"/>
+              </w:rPr>
+            </w:pPr>
+            <w:r>
+              <w:rPr>
+                <w:rFonts w:cs="Times New Roman"/>
+                <w:sz w:val="24"/>
+                <w:szCs w:val="24"/>
+              </w:rPr>
+              <w:t>Тупик Павел Николаевич</w:t>
+            </w:r>
+          </w:p>
+        </w:tc>
+        <w:tc>
+          <w:tcPr>
+            <w:tcW w:w="1559" w:type="dxa"/>
+            <w:tcBorders>
+              <w:left w:val="single" w:sz="18" w:space="0" w:color="auto"/>
+              <w:right w:val="single" w:sz="18" w:space="0" w:color="auto"/>
+            </w:tcBorders>
+          </w:tcPr>
+          <w:p>
+            <w:pPr>
+              <w:rPr>
+                <w:rFonts w:cs="Times New Roman"/>
+                <w:sz w:val="24"/>
+                <w:szCs w:val="24"/>
+              </w:rPr>
+            </w:pPr>
+            <w:r>
+              <w:rPr>
+                <w:rFonts w:cs="Times New Roman"/>
+                <w:sz w:val="24"/>
+                <w:szCs w:val="24"/>
+              </w:rPr>
+              <w:t>09.11.2025</w:t>
+            </w:r>
+          </w:p>
+        </w:tc>
+        <w:tc>
+          <w:tcPr>
+            <w:tcW w:w="4276" w:type="dxa"/>
+            <w:tcBorders>
+              <w:left w:val="single" w:sz="18" w:space="0" w:color="auto"/>
+              <w:right w:val="single" w:sz="18" w:space="0" w:color="auto"/>
+            </w:tcBorders>
+          </w:tcPr>
+          <w:p>
+            <w:pPr>
+              <w:rPr>
+                <w:rFonts w:cs="Times New Roman"/>
+                <w:sz w:val="24"/>
+                <w:szCs w:val="24"/>
+              </w:rPr>
+            </w:pPr>
+            <w:r>
+              <w:rPr>
+                <w:rFonts w:cs="Times New Roman"/>
+                <w:sz w:val="24"/>
+                <w:szCs w:val="24"/>
+              </w:rPr>
+              <w:t>Тестирование приложения</w:t>
+            </w:r>
+          </w:p>
+        </w:tc>
+        <w:tc>
+          <w:tcPr>
+            <w:tcW w:w="2464" w:type="dxa"/>
+            <w:tcBorders>
+              <w:top w:val="single" w:sz="18" w:space="0" w:color="auto"/>
+              <w:left w:val="single" w:sz="18" w:space="0" w:color="auto"/>
+              <w:bottom w:val="single" w:sz="18" w:space="0" w:color="auto"/>
+              <w:right w:val="single" w:sz="18" w:space="0" w:color="auto"/>
+            </w:tcBorders>
+          </w:tcPr>
+          <w:p>
+            <w:pPr>
+              <w:rPr>
+                <w:rFonts w:cs="Times New Roman"/>
+                <w:sz w:val="24"/>
+                <w:szCs w:val="24"/>
+              </w:rPr>
+            </w:pPr>
+            <w:r>
+              <w:rPr>
+                <w:rFonts w:cs="Times New Roman"/>
+                <w:sz w:val="24"/>
+                <w:szCs w:val="24"/>
+              </w:rPr>
+              <w:t>3</w:t>
+            </w:r>
+          </w:p>
+        </w:tc>
+      </w:tr>
+      <w:tr>
+        <w:tc>
+          <w:tcPr>
+            <w:tcW w:w="1555" w:type="dxa"/>
+            <w:tcBorders>
+              <w:left w:val="single" w:sz="18" w:space="0" w:color="auto"/>
+              <w:right w:val="single" w:sz="18" w:space="0" w:color="auto"/>
+            </w:tcBorders>
+          </w:tcPr>
+          <w:p>
+            <w:pPr>
+              <w:rPr>
+                <w:rFonts w:cs="Times New Roman"/>
+                <w:sz w:val="24"/>
+                <w:szCs w:val="24"/>
+              </w:rPr>
+            </w:pPr>
+            <w:r>
+              <w:rPr>
+                <w:rFonts w:cs="Times New Roman"/>
+                <w:sz w:val="24"/>
+                <w:szCs w:val="24"/>
+              </w:rPr>
+              <w:t>Тупик Павел Николаевич</w:t>
+            </w:r>
+          </w:p>
+        </w:tc>
+        <w:tc>
+          <w:tcPr>
+            <w:tcW w:w="1559" w:type="dxa"/>
+            <w:tcBorders>
+              <w:left w:val="single" w:sz="18" w:space="0" w:color="auto"/>
+              <w:right w:val="single" w:sz="18" w:space="0" w:color="auto"/>
+            </w:tcBorders>
+          </w:tcPr>
+          <w:p>
+            <w:pPr>
+              <w:rPr>
+                <w:rFonts w:cs="Times New Roman"/>
+                <w:sz w:val="24"/>
+                <w:szCs w:val="24"/>
+              </w:rPr>
+            </w:pPr>
+            <w:r>
+              <w:rPr>
+                <w:rFonts w:cs="Times New Roman"/>
+                <w:sz w:val="24"/>
+                <w:szCs w:val="24"/>
+              </w:rPr>
+              <w:t>09.11.2025</w:t>
+            </w:r>
+          </w:p>
+        </w:tc>
+        <w:tc>
+          <w:tcPr>
+            <w:tcW w:w="4276" w:type="dxa"/>
+            <w:tcBorders>
+              <w:left w:val="single" w:sz="18" w:space="0" w:color="auto"/>
+              <w:right w:val="single" w:sz="18" w:space="0" w:color="auto"/>
+            </w:tcBorders>
+          </w:tcPr>
+          <w:p>
+            <w:pPr>
+              <w:rPr>
+                <w:rFonts w:cs="Times New Roman"/>
+                <w:sz w:val="24"/>
+                <w:szCs w:val="24"/>
+              </w:rPr>
+            </w:pPr>
+            <w:r>
+              <w:rPr>
+                <w:rFonts w:cs="Times New Roman"/>
+                <w:sz w:val="24"/>
+                <w:szCs w:val="24"/>
+              </w:rPr>
+              <w:t>Анализ выполнения тест-кейсов</w:t>
+            </w:r>
+          </w:p>
+        </w:tc>
+        <w:tc>
+          <w:tcPr>
+            <w:tcW w:w="2464" w:type="dxa"/>
+            <w:tcBorders>
+              <w:top w:val="single" w:sz="18" w:space="0" w:color="auto"/>
+              <w:left w:val="single" w:sz="18" w:space="0" w:color="auto"/>
+              <w:bottom w:val="single" w:sz="18" w:space="0" w:color="auto"/>
+              <w:right w:val="single" w:sz="18" w:space="0" w:color="auto"/>
+            </w:tcBorders>
+          </w:tcPr>
+          <w:p>
+            <w:pPr>
+              <w:rPr>
+                <w:rFonts w:cs="Times New Roman"/>
+                <w:sz w:val="24"/>
+                <w:szCs w:val="24"/>
+              </w:rPr>
+            </w:pPr>
+            <w:r>
+              <w:rPr>
+                <w:rFonts w:cs="Times New Roman"/>
+                <w:sz w:val="24"/>
+                <w:szCs w:val="24"/>
+              </w:rPr>
+              <w:t>1</w:t>
+            </w:r>
+          </w:p>
+        </w:tc>
+      </w:tr>
+      <w:tr>
+        <w:tc>
+          <w:tcPr>
+            <w:tcW w:w="1555" w:type="dxa"/>
+            <w:tcBorders>
+              <w:left w:val="single" w:sz="18" w:space="0" w:color="auto"/>
+              <w:right w:val="single" w:sz="18" w:space="0" w:color="auto"/>
+            </w:tcBorders>
+          </w:tcPr>
+          <w:p>
+            <w:pPr>
+              <w:rPr>
+                <w:rFonts w:cs="Times New Roman"/>
+                <w:sz w:val="24"/>
+                <w:szCs w:val="24"/>
+              </w:rPr>
+            </w:pPr>
+            <w:r>
+              <w:rPr>
+                <w:rFonts w:cs="Times New Roman"/>
+                <w:sz w:val="24"/>
+                <w:szCs w:val="24"/>
+              </w:rPr>
+              <w:lastRenderedPageBreak/>
+              <w:t>Тупик Павел Николаевич</w:t>
+            </w:r>
+          </w:p>
+        </w:tc>
+        <w:tc>
+          <w:tcPr>
+            <w:tcW w:w="1559" w:type="dxa"/>
+            <w:tcBorders>
+              <w:left w:val="single" w:sz="18" w:space="0" w:color="auto"/>
+              <w:right w:val="single" w:sz="18" w:space="0" w:color="auto"/>
+            </w:tcBorders>
+          </w:tcPr>
+          <w:p>
+            <w:pPr>
+              <w:rPr>
+                <w:rFonts w:cs="Times New Roman"/>
+                <w:sz w:val="24"/>
+                <w:szCs w:val="24"/>
+              </w:rPr>
+            </w:pPr>
+            <w:r>
+              <w:rPr>
+                <w:rFonts w:cs="Times New Roman"/>
+                <w:sz w:val="24"/>
+                <w:szCs w:val="24"/>
+              </w:rPr>
+              <w:t>12.11.2025</w:t>
+            </w:r>
+          </w:p>
+        </w:tc>
+        <w:tc>
+          <w:tcPr>
+            <w:tcW w:w="4276" w:type="dxa"/>
+            <w:tcBorders>
+              <w:left w:val="single" w:sz="18" w:space="0" w:color="auto"/>
+              <w:right w:val="single" w:sz="18" w:space="0" w:color="auto"/>
+            </w:tcBorders>
+          </w:tcPr>
+          <w:p>
+            <w:pPr>
+              <w:rPr>
+                <w:rFonts w:cs="Times New Roman"/>
+                <w:sz w:val="24"/>
+                <w:szCs w:val="24"/>
+              </w:rPr>
+            </w:pPr>
+            <w:r>
+              <w:rPr>
+                <w:rFonts w:cs="Times New Roman"/>
+                <w:sz w:val="24"/>
+                <w:szCs w:val="24"/>
+              </w:rPr>
+              <w:t>Тестирование приложение.</w:t>
+            </w:r>
+          </w:p>
+          <w:p>
+            <w:pPr>
+              <w:rPr>
+                <w:rFonts w:cs="Times New Roman"/>
+                <w:sz w:val="24"/>
+                <w:szCs w:val="24"/>
+              </w:rPr>
+            </w:pPr>
+            <w:r>
+              <w:rPr>
+                <w:rFonts w:cs="Times New Roman"/>
+                <w:sz w:val="24"/>
+                <w:szCs w:val="24"/>
+              </w:rPr>
+              <w:t>Проведение регрессионного</w:t>
+            </w:r>
+          </w:p>
+        </w:tc>
+        <w:tc>
+          <w:tcPr>
+            <w:tcW w:w="2464" w:type="dxa"/>
+            <w:tcBorders>
+              <w:top w:val="single" w:sz="18" w:space="0" w:color="auto"/>
+              <w:left w:val="single" w:sz="18" w:space="0" w:color="auto"/>
+              <w:bottom w:val="single" w:sz="18" w:space="0" w:color="auto"/>
+              <w:right w:val="single" w:sz="18" w:space="0" w:color="auto"/>
+            </w:tcBorders>
+          </w:tcPr>
+          <w:p>
+            <w:pPr>
+              <w:rPr>
+                <w:rFonts w:cs="Times New Roman"/>
+                <w:sz w:val="24"/>
+                <w:szCs w:val="24"/>
+              </w:rPr>
+            </w:pPr>
+            <w:r>
+              <w:rPr>
+                <w:rFonts w:cs="Times New Roman"/>
+                <w:sz w:val="24"/>
+                <w:szCs w:val="24"/>
+              </w:rPr>
+              <w:t>2</w:t>
+            </w:r>
+          </w:p>
+        </w:tc>
+      </w:tr>
+      <w:tr>
+        <w:tc>
+          <w:tcPr>
+            <w:tcW w:w="1555" w:type="dxa"/>
+            <w:tcBorders>
+              <w:left w:val="single" w:sz="18" w:space="0" w:color="auto"/>
+              <w:bottom w:val="single" w:sz="18" w:space="0" w:color="auto"/>
+              <w:right w:val="single" w:sz="18" w:space="0" w:color="auto"/>
+            </w:tcBorders>
+          </w:tcPr>
+          <w:p>
+            <w:pPr>
+              <w:rPr>
+                <w:rFonts w:cs="Times New Roman"/>
+                <w:sz w:val="24"/>
+                <w:szCs w:val="24"/>
+              </w:rPr>
+            </w:pPr>
+            <w:r>
+              <w:rPr>
+                <w:rFonts w:cs="Times New Roman"/>
+                <w:sz w:val="24"/>
+                <w:szCs w:val="24"/>
+              </w:rPr>
+              <w:t>Тупик Павел Николаевич</w:t>
+            </w:r>
+          </w:p>
+        </w:tc>
+        <w:tc>
+          <w:tcPr>
+            <w:tcW w:w="1559" w:type="dxa"/>
+            <w:tcBorders>
+              <w:left w:val="single" w:sz="18" w:space="0" w:color="auto"/>
+              <w:bottom w:val="single" w:sz="18" w:space="0" w:color="auto"/>
+              <w:right w:val="single" w:sz="18" w:space="0" w:color="auto"/>
+            </w:tcBorders>
+          </w:tcPr>
+          <w:p>
+            <w:pPr>
+              <w:rPr>
+                <w:rFonts w:cs="Times New Roman"/>
+                <w:sz w:val="24"/>
+                <w:szCs w:val="24"/>
+              </w:rPr>
+            </w:pPr>
+            <w:r>
+              <w:rPr>
+                <w:rFonts w:cs="Times New Roman"/>
+                <w:sz w:val="24"/>
+                <w:szCs w:val="24"/>
+              </w:rPr>
+              <w:t>14.11.2025</w:t>
+            </w:r>
+          </w:p>
+        </w:tc>
+        <w:tc>
+          <w:tcPr>
+            <w:tcW w:w="4276" w:type="dxa"/>
+            <w:tcBorders>
+              <w:left w:val="single" w:sz="18" w:space="0" w:color="auto"/>
+              <w:bottom w:val="single" w:sz="18" w:space="0" w:color="auto"/>
+              <w:right w:val="single" w:sz="18" w:space="0" w:color="auto"/>
+            </w:tcBorders>
+          </w:tcPr>
+          <w:p>
+            <w:pPr>
+              <w:rPr>
+                <w:rFonts w:cs="Times New Roman"/>
+                <w:sz w:val="24"/>
+                <w:szCs w:val="24"/>
+              </w:rPr>
+            </w:pPr>
+            <w:r>
+              <w:rPr>
+                <w:rFonts w:cs="Times New Roman"/>
+                <w:sz w:val="24"/>
+                <w:szCs w:val="24"/>
+              </w:rPr>
+              <w:t>Составление отчёта о</w:t>
+            </w:r>
+          </w:p>
+          <w:p>
+            <w:pPr>
+              <w:rPr>
+                <w:rFonts w:cs="Times New Roman"/>
+                <w:sz w:val="24"/>
+                <w:szCs w:val="24"/>
+              </w:rPr>
+            </w:pPr>
+            <w:r>
+              <w:rPr>
+                <w:rFonts w:cs="Times New Roman"/>
+                <w:sz w:val="24"/>
+                <w:szCs w:val="24"/>
+              </w:rPr>
+              <w:t>Результатах</w:t>
+            </w:r>
+            <w:r>
+              <w:rPr>
+                <w:rFonts w:cs="Times New Roman"/>
+                <w:sz w:val="24"/>
+                <w:szCs w:val="24"/>
+              </w:rPr>
+              <w:t xml:space="preserve"> </w:t>
+            </w:r>
+            <w:r>
+              <w:rPr>
+                <w:rFonts w:cs="Times New Roman"/>
+                <w:sz w:val="24"/>
+                <w:szCs w:val="24"/>
+              </w:rPr>
+              <w:t>тестирование</w:t>
+            </w:r>
+          </w:p>
+        </w:tc>
+        <w:tc>
+          <w:tcPr>
+            <w:tcW w:w="2464" w:type="dxa"/>
+            <w:tcBorders>
+              <w:top w:val="single" w:sz="18" w:space="0" w:color="auto"/>
+              <w:left w:val="single" w:sz="18" w:space="0" w:color="auto"/>
+              <w:bottom w:val="single" w:sz="18" w:space="0" w:color="auto"/>
+              <w:right w:val="single" w:sz="18" w:space="0" w:color="auto"/>
+            </w:tcBorders>
+          </w:tcPr>
+          <w:p>
+            <w:pPr>
+              <w:rPr>
+                <w:rFonts w:cs="Times New Roman"/>
+                <w:sz w:val="24"/>
+                <w:szCs w:val="24"/>
+              </w:rPr>
+            </w:pPr>
+            <w:r>
+              <w:rPr>
+                <w:rFonts w:cs="Times New Roman"/>
+                <w:sz w:val="24"/>
+                <w:szCs w:val="24"/>
+              </w:rPr>
+              <w:t>2</w:t>
+            </w:r>
+          </w:p>
+        </w:tc>
+      </w:tr>
+    </w:tbl>
+    <w:p>
+      <w:pPr>
+        <w:spacing w:after="0" w:line="360" w:lineRule="exact"/>
+        <w:rPr>
+          <w:rFonts w:ascii="Times New Roman" w:hAnsi="Times New Roman" w:cs="Times New Roman"/>
+          <w:sz w:val="28"/>
+          <w:szCs w:val="28"/>
+        </w:rPr>
+      </w:pPr>
+    </w:p>
+    <w:p>
+      <w:pPr>
+        <w:spacing w:after="0" w:line="360" w:lineRule="exact"/>
+        <w:ind w:firstLine="720"/>
+        <w:rPr>
+          <w:rFonts w:ascii="Times New Roman" w:hAnsi="Times New Roman" w:cs="Times New Roman"/>
+          <w:sz w:val="28"/>
+          <w:szCs w:val="28"/>
+        </w:rPr>
+      </w:pPr>
+      <w:r>
+        <w:rPr>
+          <w:rFonts w:ascii="Times New Roman" w:hAnsi="Times New Roman" w:cs="Times New Roman"/>
+          <w:sz w:val="28"/>
+          <w:szCs w:val="28"/>
+        </w:rPr>
+        <w:t>Разработанные тест-кейсы и результаты тестирования представлены и</w:t>
+      </w:r>
+    </w:p>
+    <w:p>
+      <w:pPr>
+        <w:spacing w:after="0" w:line="360" w:lineRule="exact"/>
+        <w:rPr>
+          <w:rFonts w:ascii="Times New Roman" w:hAnsi="Times New Roman" w:cs="Times New Roman"/>
+          <w:sz w:val="28"/>
+          <w:szCs w:val="28"/>
+        </w:rPr>
+      </w:pPr>
+      <w:r>
+        <w:rPr>
+          <w:rFonts w:ascii="Times New Roman" w:hAnsi="Times New Roman" w:cs="Times New Roman"/>
+          <w:sz w:val="28"/>
+          <w:szCs w:val="28"/>
+        </w:rPr>
+        <w:t xml:space="preserve">описаны в приложении </w:t>
+      </w:r>
+      <w:r>
+        <w:rPr>
+          <w:rFonts w:ascii="Times New Roman" w:hAnsi="Times New Roman" w:cs="Times New Roman"/>
+          <w:sz w:val="28"/>
+          <w:szCs w:val="28"/>
+        </w:rPr>
+        <w:t>В</w:t>
+      </w:r>
+      <w:r>
+        <w:rPr>
+          <w:rFonts w:ascii="Times New Roman" w:hAnsi="Times New Roman" w:cs="Times New Roman"/>
+          <w:sz w:val="28"/>
+          <w:szCs w:val="28"/>
+        </w:rPr>
+        <w:t xml:space="preserve"> таблица </w:t>
+      </w:r>
+      <w:r>
+        <w:rPr>
+          <w:rFonts w:ascii="Times New Roman" w:hAnsi="Times New Roman" w:cs="Times New Roman"/>
+          <w:sz w:val="28"/>
+          <w:szCs w:val="28"/>
+        </w:rPr>
+        <w:t>В</w:t>
+      </w:r>
+      <w:r>
+        <w:rPr>
+          <w:rFonts w:ascii="Times New Roman" w:hAnsi="Times New Roman" w:cs="Times New Roman"/>
+          <w:sz w:val="28"/>
+          <w:szCs w:val="28"/>
+        </w:rPr>
+        <w:t>.1. Статистика по разработанным тест-кейсам</w:t>
+      </w:r>
+    </w:p>
+    <w:p>
+      <w:pPr>
+        <w:spacing w:after="0" w:line="360" w:lineRule="exact"/>
+        <w:rPr>
+          <w:rFonts w:ascii="Times New Roman" w:hAnsi="Times New Roman" w:cs="Times New Roman"/>
+          <w:sz w:val="28"/>
+          <w:szCs w:val="28"/>
+        </w:rPr>
+      </w:pPr>
+      <w:r>
+        <w:rPr>
+          <w:rFonts w:ascii="Times New Roman" w:hAnsi="Times New Roman" w:cs="Times New Roman"/>
+          <w:sz w:val="28"/>
+          <w:szCs w:val="28"/>
+        </w:rPr>
+        <w:t xml:space="preserve">представлена в таблице </w:t>
+      </w:r>
+      <w:r>
+        <w:rPr>
+          <w:rFonts w:ascii="Times New Roman" w:hAnsi="Times New Roman" w:cs="Times New Roman"/>
+          <w:sz w:val="28"/>
+          <w:szCs w:val="28"/>
+        </w:rPr>
+        <w:t>7</w:t>
+      </w:r>
+      <w:r>
+        <w:rPr>
+          <w:rFonts w:ascii="Times New Roman" w:hAnsi="Times New Roman" w:cs="Times New Roman"/>
+          <w:sz w:val="28"/>
+          <w:szCs w:val="28"/>
+        </w:rPr>
+        <w:t>.</w:t>
+      </w:r>
+    </w:p>
+    <w:p>
+      <w:pPr>
+        <w:spacing w:after="0" w:line="360" w:lineRule="exact"/>
+        <w:rPr>
+          <w:rFonts w:ascii="Times New Roman" w:hAnsi="Times New Roman" w:cs="Times New Roman"/>
+          <w:sz w:val="28"/>
+          <w:szCs w:val="28"/>
+        </w:rPr>
+      </w:pPr>
+    </w:p>
+    <w:p>
+      <w:pPr>
+        <w:spacing w:after="0" w:line="360" w:lineRule="exact"/>
+        <w:rPr>
+          <w:rFonts w:ascii="Times New Roman" w:eastAsia="Times New Roman" w:hAnsi="Times New Roman" w:cs="Times New Roman"/>
+          <w:sz w:val="28"/>
+          <w:szCs w:val="28"/>
+        </w:rPr>
+      </w:pPr>
+      <w:r>
+        <w:rPr>
+          <w:rFonts w:ascii="Times New Roman" w:eastAsia="Times New Roman" w:hAnsi="Times New Roman" w:cs="Times New Roman"/>
+          <w:sz w:val="28"/>
+          <w:szCs w:val="28"/>
+        </w:rPr>
+        <w:t xml:space="preserve">Таблица </w:t>
+      </w:r>
+      <w:r>
+        <w:rPr>
+          <w:rFonts w:ascii="Times New Roman" w:eastAsia="Times New Roman" w:hAnsi="Times New Roman" w:cs="Times New Roman"/>
+          <w:sz w:val="28"/>
+          <w:szCs w:val="28"/>
+        </w:rPr>
+        <w:t>7</w:t>
+      </w:r>
+      <w:r>
+        <w:rPr>
+          <w:rFonts w:ascii="Times New Roman" w:eastAsia="Times New Roman" w:hAnsi="Times New Roman" w:cs="Times New Roman"/>
+          <w:sz w:val="28"/>
+          <w:szCs w:val="28"/>
+        </w:rPr>
+        <w:t xml:space="preserve"> – Статистика по разработанным тест-кейсам</w:t>
+      </w:r>
+    </w:p>
+    <w:tbl>
+      <w:tblPr>
+        <w:tblStyle w:val="a7"/>
+        <w:tblW w:w="0" w:type="auto"/>
+        <w:tblLook w:val="04A0" w:firstRow="1" w:lastRow="0" w:firstColumn="1" w:lastColumn="0" w:noHBand="0" w:noVBand="1"/>
+      </w:tblPr>
+      <w:tblGrid>
+        <w:gridCol w:w="2020"/>
+        <w:gridCol w:w="1546"/>
+        <w:gridCol w:w="1046"/>
+        <w:gridCol w:w="1069"/>
+        <w:gridCol w:w="1207"/>
+        <w:gridCol w:w="1236"/>
+        <w:gridCol w:w="1185"/>
+      </w:tblGrid>
+      <w:tr>
+        <w:tc>
+          <w:tcPr>
+            <w:tcW w:w="2020" w:type="dxa"/>
+            <w:vMerge w:val="restart"/>
+            <w:tcBorders>
+              <w:top w:val="single" w:sz="18" w:space="0" w:color="auto"/>
+              <w:left w:val="single" w:sz="18" w:space="0" w:color="auto"/>
+              <w:bottom w:val="single" w:sz="18" w:space="0" w:color="auto"/>
+              <w:right w:val="single" w:sz="18" w:space="0" w:color="auto"/>
+            </w:tcBorders>
+          </w:tcPr>
+          <w:p>
+            <w:pPr>
+              <w:spacing w:line="360" w:lineRule="exact"/>
+              <w:rPr>
+                <w:rFonts w:eastAsia="Times New Roman" w:cs="Times New Roman"/>
+                <w:szCs w:val="28"/>
+              </w:rPr>
+            </w:pPr>
+            <w:r>
+              <w:rPr>
+                <w:rFonts w:eastAsia="Times New Roman" w:cs="Times New Roman"/>
+                <w:szCs w:val="28"/>
+              </w:rPr>
+              <w:t>Статус</w:t>
+            </w:r>
+          </w:p>
+        </w:tc>
+        <w:tc>
+          <w:tcPr>
+            <w:tcW w:w="1546" w:type="dxa"/>
+            <w:vMerge w:val="restart"/>
+            <w:tcBorders>
+              <w:top w:val="single" w:sz="18" w:space="0" w:color="auto"/>
+              <w:left w:val="single" w:sz="18" w:space="0" w:color="auto"/>
+              <w:bottom w:val="single" w:sz="18" w:space="0" w:color="auto"/>
+              <w:right w:val="single" w:sz="18" w:space="0" w:color="auto"/>
+            </w:tcBorders>
+          </w:tcPr>
+          <w:p>
+            <w:pPr>
+              <w:spacing w:line="360" w:lineRule="exact"/>
+              <w:rPr>
+                <w:rFonts w:eastAsia="Times New Roman" w:cs="Times New Roman"/>
+                <w:szCs w:val="28"/>
+              </w:rPr>
+            </w:pPr>
+            <w:r>
+              <w:rPr>
+                <w:rFonts w:eastAsia="Times New Roman" w:cs="Times New Roman"/>
+                <w:szCs w:val="28"/>
+              </w:rPr>
+              <w:t>Количество</w:t>
+            </w:r>
+          </w:p>
+          <w:p>
+            <w:pPr>
+              <w:spacing w:line="360" w:lineRule="exact"/>
+              <w:rPr>
+                <w:rFonts w:eastAsia="Times New Roman" w:cs="Times New Roman"/>
+                <w:szCs w:val="28"/>
+              </w:rPr>
+            </w:pPr>
+            <w:r>
+              <w:rPr>
+                <w:rFonts w:eastAsia="Times New Roman" w:cs="Times New Roman"/>
+                <w:szCs w:val="28"/>
+              </w:rPr>
+              <w:t>тест-</w:t>
+            </w:r>
+          </w:p>
+          <w:p>
+            <w:pPr>
+              <w:spacing w:line="360" w:lineRule="exact"/>
+              <w:rPr>
+                <w:rFonts w:eastAsia="Times New Roman" w:cs="Times New Roman"/>
+                <w:szCs w:val="28"/>
+              </w:rPr>
+            </w:pPr>
+            <w:r>
+              <w:rPr>
+                <w:rFonts w:eastAsia="Times New Roman" w:cs="Times New Roman"/>
+                <w:szCs w:val="28"/>
+              </w:rPr>
+              <w:t>кейсов</w:t>
+            </w:r>
+          </w:p>
+        </w:tc>
+        <w:tc>
+          <w:tcPr>
+            <w:tcW w:w="5743" w:type="dxa"/>
+            <w:gridSpan w:val="5"/>
+            <w:tcBorders>
+              <w:top w:val="single" w:sz="18" w:space="0" w:color="auto"/>
+              <w:left w:val="single" w:sz="18" w:space="0" w:color="auto"/>
+              <w:bottom w:val="single" w:sz="18" w:space="0" w:color="auto"/>
+              <w:right w:val="single" w:sz="18" w:space="0" w:color="auto"/>
+            </w:tcBorders>
+          </w:tcPr>
+          <w:p>
+            <w:pPr>
+              <w:spacing w:line="360" w:lineRule="exact"/>
+              <w:rPr>
+                <w:rFonts w:eastAsia="Times New Roman" w:cs="Times New Roman"/>
+                <w:szCs w:val="28"/>
+              </w:rPr>
+            </w:pPr>
+            <w:r>
+              <w:rPr>
+                <w:rFonts w:eastAsia="Times New Roman" w:cs="Times New Roman"/>
+                <w:szCs w:val="28"/>
+              </w:rPr>
+              <w:t>Приоритет</w:t>
+            </w:r>
+          </w:p>
+        </w:tc>
+      </w:tr>
+      <w:tr>
+        <w:tc>
+          <w:tcPr>
+            <w:tcW w:w="2020" w:type="dxa"/>
+            <w:vMerge/>
+            <w:tcBorders>
+              <w:top w:val="single" w:sz="18" w:space="0" w:color="auto"/>
+              <w:left w:val="single" w:sz="18" w:space="0" w:color="auto"/>
+              <w:bottom w:val="single" w:sz="18" w:space="0" w:color="auto"/>
+              <w:right w:val="single" w:sz="18" w:space="0" w:color="auto"/>
+            </w:tcBorders>
+          </w:tcPr>
+          <w:p>
+            <w:pPr>
+              <w:spacing w:line="360" w:lineRule="exact"/>
+              <w:rPr>
+                <w:rFonts w:eastAsia="Times New Roman" w:cs="Times New Roman"/>
+                <w:szCs w:val="28"/>
+              </w:rPr>
+            </w:pPr>
+          </w:p>
+        </w:tc>
+        <w:tc>
+          <w:tcPr>
+            <w:tcW w:w="1546" w:type="dxa"/>
+            <w:vMerge/>
+            <w:tcBorders>
+              <w:top w:val="single" w:sz="18" w:space="0" w:color="auto"/>
+              <w:left w:val="single" w:sz="18" w:space="0" w:color="auto"/>
+              <w:bottom w:val="single" w:sz="18" w:space="0" w:color="auto"/>
+              <w:right w:val="single" w:sz="18" w:space="0" w:color="auto"/>
+            </w:tcBorders>
+          </w:tcPr>
+          <w:p>
+            <w:pPr>
+              <w:spacing w:line="360" w:lineRule="exact"/>
+              <w:rPr>
+                <w:rFonts w:eastAsia="Times New Roman" w:cs="Times New Roman"/>
+                <w:szCs w:val="28"/>
+              </w:rPr>
+            </w:pPr>
+          </w:p>
+        </w:tc>
+        <w:tc>
+          <w:tcPr>
+            <w:tcW w:w="1046" w:type="dxa"/>
+            <w:tcBorders>
+              <w:top w:val="single" w:sz="18" w:space="0" w:color="auto"/>
+              <w:left w:val="single" w:sz="18" w:space="0" w:color="auto"/>
+              <w:bottom w:val="single" w:sz="18" w:space="0" w:color="auto"/>
+              <w:right w:val="single" w:sz="18" w:space="0" w:color="auto"/>
+            </w:tcBorders>
+          </w:tcPr>
+          <w:p>
+            <w:pPr>
+              <w:spacing w:line="360" w:lineRule="exact"/>
+              <w:rPr>
+                <w:rFonts w:eastAsia="Times New Roman" w:cs="Times New Roman"/>
+                <w:szCs w:val="28"/>
+              </w:rPr>
+            </w:pPr>
+            <w:r>
+              <w:rPr>
+                <w:rFonts w:eastAsia="Times New Roman" w:cs="Times New Roman"/>
+                <w:szCs w:val="28"/>
+              </w:rPr>
+              <w:t>Крайне</w:t>
+            </w:r>
+          </w:p>
+          <w:p>
+            <w:pPr>
+              <w:spacing w:line="360" w:lineRule="exact"/>
+              <w:rPr>
+                <w:rFonts w:eastAsia="Times New Roman" w:cs="Times New Roman"/>
+                <w:szCs w:val="28"/>
+              </w:rPr>
+            </w:pPr>
+            <w:r>
+              <w:rPr>
+                <w:rFonts w:eastAsia="Times New Roman" w:cs="Times New Roman"/>
+                <w:szCs w:val="28"/>
+              </w:rPr>
+              <w:t>низкий</w:t>
+            </w:r>
+          </w:p>
+        </w:tc>
+        <w:tc>
+          <w:tcPr>
+            <w:tcW w:w="1069" w:type="dxa"/>
+            <w:tcBorders>
+              <w:top w:val="single" w:sz="18" w:space="0" w:color="auto"/>
+              <w:left w:val="single" w:sz="18" w:space="0" w:color="auto"/>
+              <w:bottom w:val="single" w:sz="18" w:space="0" w:color="auto"/>
+              <w:right w:val="single" w:sz="18" w:space="0" w:color="auto"/>
+            </w:tcBorders>
+          </w:tcPr>
+          <w:p>
+            <w:pPr>
+              <w:spacing w:line="360" w:lineRule="exact"/>
+              <w:rPr>
+                <w:rFonts w:eastAsia="Times New Roman" w:cs="Times New Roman"/>
+                <w:szCs w:val="28"/>
+              </w:rPr>
+            </w:pPr>
+            <w:r>
+              <w:rPr>
+                <w:rFonts w:eastAsia="Times New Roman" w:cs="Times New Roman"/>
+                <w:szCs w:val="28"/>
+              </w:rPr>
+              <w:t>Низкий</w:t>
+            </w:r>
+          </w:p>
+        </w:tc>
+        <w:tc>
+          <w:tcPr>
+            <w:tcW w:w="1207" w:type="dxa"/>
+            <w:tcBorders>
+              <w:top w:val="single" w:sz="18" w:space="0" w:color="auto"/>
+              <w:left w:val="single" w:sz="18" w:space="0" w:color="auto"/>
+              <w:bottom w:val="single" w:sz="18" w:space="0" w:color="auto"/>
+              <w:right w:val="single" w:sz="18" w:space="0" w:color="auto"/>
+            </w:tcBorders>
+          </w:tcPr>
+          <w:p>
+            <w:pPr>
+              <w:spacing w:line="360" w:lineRule="exact"/>
+              <w:rPr>
+                <w:rFonts w:eastAsia="Times New Roman" w:cs="Times New Roman"/>
+                <w:szCs w:val="28"/>
+              </w:rPr>
+            </w:pPr>
+            <w:r>
+              <w:rPr>
+                <w:rFonts w:eastAsia="Times New Roman" w:cs="Times New Roman"/>
+                <w:szCs w:val="28"/>
+              </w:rPr>
+              <w:t>Средний</w:t>
+            </w:r>
+          </w:p>
+        </w:tc>
+        <w:tc>
+          <w:tcPr>
+            <w:tcW w:w="1236" w:type="dxa"/>
+            <w:tcBorders>
+              <w:top w:val="single" w:sz="18" w:space="0" w:color="auto"/>
+              <w:left w:val="single" w:sz="18" w:space="0" w:color="auto"/>
+              <w:bottom w:val="single" w:sz="18" w:space="0" w:color="auto"/>
+              <w:right w:val="single" w:sz="18" w:space="0" w:color="auto"/>
+            </w:tcBorders>
+          </w:tcPr>
+          <w:p>
+            <w:pPr>
+              <w:spacing w:line="360" w:lineRule="exact"/>
+              <w:rPr>
+                <w:rFonts w:eastAsia="Times New Roman" w:cs="Times New Roman"/>
+                <w:szCs w:val="28"/>
+              </w:rPr>
+            </w:pPr>
+            <w:r>
+              <w:rPr>
+                <w:rFonts w:eastAsia="Times New Roman" w:cs="Times New Roman"/>
+                <w:szCs w:val="28"/>
+              </w:rPr>
+              <w:t>Высокий</w:t>
+            </w:r>
+          </w:p>
+        </w:tc>
+        <w:tc>
+          <w:tcPr>
+            <w:tcW w:w="1185" w:type="dxa"/>
+            <w:tcBorders>
+              <w:top w:val="single" w:sz="18" w:space="0" w:color="auto"/>
+              <w:left w:val="single" w:sz="18" w:space="0" w:color="auto"/>
+              <w:bottom w:val="single" w:sz="18" w:space="0" w:color="auto"/>
+              <w:right w:val="single" w:sz="18" w:space="0" w:color="auto"/>
+            </w:tcBorders>
+          </w:tcPr>
+          <w:p>
+            <w:pPr>
+              <w:spacing w:line="360" w:lineRule="exact"/>
+              <w:rPr>
+                <w:rFonts w:eastAsia="Times New Roman" w:cs="Times New Roman"/>
+                <w:szCs w:val="28"/>
+              </w:rPr>
+            </w:pPr>
+            <w:r>
+              <w:rPr>
+                <w:rFonts w:eastAsia="Times New Roman" w:cs="Times New Roman"/>
+                <w:szCs w:val="28"/>
+              </w:rPr>
+              <w:t>Крайне</w:t>
+            </w:r>
+          </w:p>
+          <w:p>
+            <w:pPr>
+              <w:spacing w:line="360" w:lineRule="exact"/>
+              <w:rPr>
+                <w:rFonts w:eastAsia="Times New Roman" w:cs="Times New Roman"/>
+                <w:szCs w:val="28"/>
+              </w:rPr>
+            </w:pPr>
+            <w:r>
+              <w:rPr>
+                <w:rFonts w:eastAsia="Times New Roman" w:cs="Times New Roman"/>
+                <w:szCs w:val="28"/>
+              </w:rPr>
+              <w:t>высокий</w:t>
+            </w:r>
+          </w:p>
+        </w:tc>
+      </w:tr>
+      <w:tr>
+        <w:tc>
+          <w:tcPr>
+            <w:tcW w:w="2020" w:type="dxa"/>
+            <w:tcBorders>
+              <w:top w:val="single" w:sz="18" w:space="0" w:color="auto"/>
+              <w:left w:val="single" w:sz="18" w:space="0" w:color="auto"/>
+              <w:bottom w:val="single" w:sz="18" w:space="0" w:color="auto"/>
+              <w:right w:val="single" w:sz="18" w:space="0" w:color="auto"/>
+            </w:tcBorders>
+          </w:tcPr>
+          <w:p>
+            <w:pPr>
+              <w:spacing w:line="360" w:lineRule="exact"/>
+              <w:rPr>
+                <w:rFonts w:eastAsia="Times New Roman" w:cs="Times New Roman"/>
+                <w:szCs w:val="28"/>
+              </w:rPr>
+            </w:pPr>
+            <w:r>
+              <w:rPr>
+                <w:rFonts w:eastAsia="Times New Roman" w:cs="Times New Roman"/>
+                <w:szCs w:val="28"/>
+              </w:rPr>
+              <w:t>Пройдено</w:t>
+            </w:r>
+          </w:p>
+        </w:tc>
+        <w:tc>
+          <w:tcPr>
+            <w:tcW w:w="1546" w:type="dxa"/>
+            <w:tcBorders>
+              <w:top w:val="single" w:sz="18" w:space="0" w:color="auto"/>
+              <w:left w:val="single" w:sz="18" w:space="0" w:color="auto"/>
+              <w:right w:val="single" w:sz="18" w:space="0" w:color="auto"/>
+            </w:tcBorders>
+          </w:tcPr>
+          <w:p>
+            <w:pPr>
+              <w:spacing w:line="360" w:lineRule="exact"/>
+              <w:rPr>
+                <w:rFonts w:eastAsia="Times New Roman" w:cs="Times New Roman"/>
+                <w:szCs w:val="28"/>
+              </w:rPr>
+            </w:pPr>
+            <w:r>
+              <w:rPr>
+                <w:rFonts w:eastAsia="Times New Roman" w:cs="Times New Roman"/>
+                <w:szCs w:val="28"/>
+              </w:rPr>
+              <w:t>10</w:t>
+            </w:r>
+          </w:p>
+        </w:tc>
+        <w:tc>
+          <w:tcPr>
+            <w:tcW w:w="1046" w:type="dxa"/>
+            <w:tcBorders>
+              <w:top w:val="single" w:sz="18" w:space="0" w:color="auto"/>
+              <w:left w:val="single" w:sz="18" w:space="0" w:color="auto"/>
+              <w:right w:val="single" w:sz="18" w:space="0" w:color="auto"/>
+            </w:tcBorders>
+          </w:tcPr>
+          <w:p>
+            <w:pPr>
+              <w:spacing w:line="360" w:lineRule="exact"/>
+              <w:rPr>
+                <w:rFonts w:eastAsia="Times New Roman" w:cs="Times New Roman"/>
+                <w:szCs w:val="28"/>
+              </w:rPr>
+            </w:pPr>
+            <w:r>
+              <w:rPr>
+                <w:rFonts w:eastAsia="Times New Roman" w:cs="Times New Roman"/>
+                <w:szCs w:val="28"/>
+              </w:rPr>
+              <w:t>0</w:t>
+            </w:r>
+          </w:p>
+        </w:tc>
+        <w:tc>
+          <w:tcPr>
+            <w:tcW w:w="1069" w:type="dxa"/>
+            <w:tcBorders>
+              <w:top w:val="single" w:sz="18" w:space="0" w:color="auto"/>
+              <w:left w:val="single" w:sz="18" w:space="0" w:color="auto"/>
+              <w:right w:val="single" w:sz="18" w:space="0" w:color="auto"/>
+            </w:tcBorders>
+          </w:tcPr>
+          <w:p>
+            <w:pPr>
+              <w:spacing w:line="360" w:lineRule="exact"/>
+              <w:rPr>
+                <w:rFonts w:eastAsia="Times New Roman" w:cs="Times New Roman"/>
+                <w:szCs w:val="28"/>
+              </w:rPr>
+            </w:pPr>
+            <w:r>
+              <w:rPr>
+                <w:rFonts w:eastAsia="Times New Roman" w:cs="Times New Roman"/>
+                <w:szCs w:val="28"/>
+              </w:rPr>
+              <w:t>0</w:t>
+            </w:r>
+          </w:p>
+        </w:tc>
+        <w:tc>
+          <w:tcPr>
+            <w:tcW w:w="1207" w:type="dxa"/>
+            <w:tcBorders>
+              <w:top w:val="single" w:sz="18" w:space="0" w:color="auto"/>
+              <w:left w:val="single" w:sz="18" w:space="0" w:color="auto"/>
+              <w:right w:val="single" w:sz="18" w:space="0" w:color="auto"/>
+            </w:tcBorders>
+          </w:tcPr>
+          <w:p>
+            <w:pPr>
+              <w:spacing w:line="360" w:lineRule="exact"/>
+              <w:rPr>
+                <w:rFonts w:eastAsia="Times New Roman" w:cs="Times New Roman"/>
+                <w:szCs w:val="28"/>
+              </w:rPr>
+            </w:pPr>
+            <w:r>
+              <w:rPr>
+                <w:rFonts w:eastAsia="Times New Roman" w:cs="Times New Roman"/>
+                <w:szCs w:val="28"/>
+              </w:rPr>
+              <w:t>7</w:t>
+            </w:r>
+          </w:p>
+        </w:tc>
+        <w:tc>
+          <w:tcPr>
+            <w:tcW w:w="1236" w:type="dxa"/>
+            <w:tcBorders>
+              <w:top w:val="single" w:sz="18" w:space="0" w:color="auto"/>
+              <w:left w:val="single" w:sz="18" w:space="0" w:color="auto"/>
+              <w:right w:val="single" w:sz="18" w:space="0" w:color="auto"/>
+            </w:tcBorders>
+          </w:tcPr>
+          <w:p>
+            <w:pPr>
+              <w:spacing w:line="360" w:lineRule="exact"/>
+              <w:rPr>
+                <w:rFonts w:eastAsia="Times New Roman" w:cs="Times New Roman"/>
+                <w:szCs w:val="28"/>
+              </w:rPr>
+            </w:pPr>
+            <w:r>
+              <w:rPr>
+                <w:rFonts w:eastAsia="Times New Roman" w:cs="Times New Roman"/>
+                <w:szCs w:val="28"/>
+              </w:rPr>
+              <w:t>3</w:t>
+            </w:r>
+          </w:p>
+        </w:tc>
+        <w:tc>
+          <w:tcPr>
+            <w:tcW w:w="1185" w:type="dxa"/>
+            <w:tcBorders>
+              <w:top w:val="single" w:sz="18" w:space="0" w:color="auto"/>
+              <w:left w:val="single" w:sz="18" w:space="0" w:color="auto"/>
+              <w:right w:val="single" w:sz="18" w:space="0" w:color="auto"/>
+            </w:tcBorders>
+          </w:tcPr>
+          <w:p>
+            <w:pPr>
+              <w:spacing w:line="360" w:lineRule="exact"/>
+              <w:rPr>
+                <w:rFonts w:eastAsia="Times New Roman" w:cs="Times New Roman"/>
+                <w:szCs w:val="28"/>
+              </w:rPr>
+            </w:pPr>
+            <w:r>
+              <w:rPr>
+                <w:rFonts w:eastAsia="Times New Roman" w:cs="Times New Roman"/>
+                <w:szCs w:val="28"/>
+              </w:rPr>
+              <w:t>0</w:t>
+            </w:r>
+          </w:p>
+        </w:tc>
+      </w:tr>
+      <w:tr>
+        <w:tc>
+          <w:tcPr>
+            <w:tcW w:w="2020" w:type="dxa"/>
+            <w:tcBorders>
+              <w:top w:val="single" w:sz="18" w:space="0" w:color="auto"/>
+              <w:left w:val="single" w:sz="18" w:space="0" w:color="auto"/>
+              <w:bottom w:val="single" w:sz="18" w:space="0" w:color="auto"/>
+              <w:right w:val="single" w:sz="18" w:space="0" w:color="auto"/>
+            </w:tcBorders>
+          </w:tcPr>
+          <w:p>
+            <w:pPr>
+              <w:spacing w:line="360" w:lineRule="exact"/>
+              <w:rPr>
+                <w:rFonts w:eastAsia="Times New Roman" w:cs="Times New Roman"/>
+                <w:szCs w:val="28"/>
+              </w:rPr>
+            </w:pPr>
+            <w:r>
+              <w:rPr>
+                <w:rFonts w:eastAsia="Times New Roman" w:cs="Times New Roman"/>
+                <w:szCs w:val="28"/>
+              </w:rPr>
+              <w:t xml:space="preserve">Не </w:t>
+            </w:r>
+            <w:r>
+              <w:rPr>
+                <w:rFonts w:eastAsia="Times New Roman" w:cs="Times New Roman"/>
+                <w:szCs w:val="28"/>
+              </w:rPr>
+              <w:t>Пройдено</w:t>
+            </w:r>
+          </w:p>
+        </w:tc>
+        <w:tc>
+          <w:tcPr>
+            <w:tcW w:w="1546" w:type="dxa"/>
+            <w:tcBorders>
+              <w:left w:val="single" w:sz="18" w:space="0" w:color="auto"/>
+              <w:right w:val="single" w:sz="18" w:space="0" w:color="auto"/>
+            </w:tcBorders>
+          </w:tcPr>
+          <w:p>
+            <w:pPr>
+              <w:spacing w:line="360" w:lineRule="exact"/>
+              <w:rPr>
+                <w:rFonts w:eastAsia="Times New Roman" w:cs="Times New Roman"/>
+                <w:szCs w:val="28"/>
+              </w:rPr>
+            </w:pPr>
+            <w:r>
+              <w:rPr>
+                <w:rFonts w:eastAsia="Times New Roman" w:cs="Times New Roman"/>
+                <w:szCs w:val="28"/>
+              </w:rPr>
+              <w:t>0</w:t>
+            </w:r>
+          </w:p>
+        </w:tc>
+        <w:tc>
+          <w:tcPr>
+            <w:tcW w:w="1046" w:type="dxa"/>
+            <w:tcBorders>
+              <w:left w:val="single" w:sz="18" w:space="0" w:color="auto"/>
+              <w:right w:val="single" w:sz="18" w:space="0" w:color="auto"/>
+            </w:tcBorders>
+          </w:tcPr>
+          <w:p>
+            <w:pPr>
+              <w:spacing w:line="360" w:lineRule="exact"/>
+              <w:rPr>
+                <w:rFonts w:eastAsia="Times New Roman" w:cs="Times New Roman"/>
+                <w:szCs w:val="28"/>
+              </w:rPr>
+            </w:pPr>
+            <w:r>
+              <w:rPr>
+                <w:rFonts w:eastAsia="Times New Roman" w:cs="Times New Roman"/>
+                <w:szCs w:val="28"/>
+              </w:rPr>
+              <w:t>0</w:t>
+            </w:r>
+          </w:p>
+        </w:tc>
+        <w:tc>
+          <w:tcPr>
+            <w:tcW w:w="1069" w:type="dxa"/>
+            <w:tcBorders>
+              <w:left w:val="single" w:sz="18" w:space="0" w:color="auto"/>
+              <w:right w:val="single" w:sz="18" w:space="0" w:color="auto"/>
+            </w:tcBorders>
+          </w:tcPr>
+          <w:p>
+            <w:pPr>
+              <w:spacing w:line="360" w:lineRule="exact"/>
+              <w:rPr>
+                <w:rFonts w:eastAsia="Times New Roman" w:cs="Times New Roman"/>
+                <w:szCs w:val="28"/>
+              </w:rPr>
+            </w:pPr>
+            <w:r>
+              <w:rPr>
+                <w:rFonts w:eastAsia="Times New Roman" w:cs="Times New Roman"/>
+                <w:szCs w:val="28"/>
+              </w:rPr>
+              <w:t>0</w:t>
+            </w:r>
+          </w:p>
+        </w:tc>
+        <w:tc>
+          <w:tcPr>
+            <w:tcW w:w="1207" w:type="dxa"/>
+            <w:tcBorders>
+              <w:left w:val="single" w:sz="18" w:space="0" w:color="auto"/>
+              <w:right w:val="single" w:sz="18" w:space="0" w:color="auto"/>
+            </w:tcBorders>
+          </w:tcPr>
+          <w:p>
+            <w:pPr>
+              <w:spacing w:line="360" w:lineRule="exact"/>
+              <w:rPr>
+                <w:rFonts w:eastAsia="Times New Roman" w:cs="Times New Roman"/>
+                <w:szCs w:val="28"/>
+              </w:rPr>
+            </w:pPr>
+            <w:r>
+              <w:rPr>
+                <w:rFonts w:eastAsia="Times New Roman" w:cs="Times New Roman"/>
+                <w:szCs w:val="28"/>
+              </w:rPr>
+              <w:t>0</w:t>
+            </w:r>
+          </w:p>
+        </w:tc>
+        <w:tc>
+          <w:tcPr>
+            <w:tcW w:w="1236" w:type="dxa"/>
+            <w:tcBorders>
+              <w:left w:val="single" w:sz="18" w:space="0" w:color="auto"/>
+              <w:right w:val="single" w:sz="18" w:space="0" w:color="auto"/>
+            </w:tcBorders>
+          </w:tcPr>
+          <w:p>
+            <w:pPr>
+              <w:spacing w:line="360" w:lineRule="exact"/>
+              <w:rPr>
+                <w:rFonts w:eastAsia="Times New Roman" w:cs="Times New Roman"/>
+                <w:szCs w:val="28"/>
+              </w:rPr>
+            </w:pPr>
+            <w:r>
+              <w:rPr>
+                <w:rFonts w:eastAsia="Times New Roman" w:cs="Times New Roman"/>
+                <w:szCs w:val="28"/>
+              </w:rPr>
+              <w:t>0</w:t>
+            </w:r>
+          </w:p>
+        </w:tc>
+        <w:tc>
+          <w:tcPr>
+            <w:tcW w:w="1185" w:type="dxa"/>
+            <w:tcBorders>
+              <w:left w:val="single" w:sz="18" w:space="0" w:color="auto"/>
+              <w:right w:val="single" w:sz="18" w:space="0" w:color="auto"/>
+            </w:tcBorders>
+          </w:tcPr>
+          <w:p>
+            <w:pPr>
+              <w:spacing w:line="360" w:lineRule="exact"/>
+              <w:rPr>
+                <w:rFonts w:eastAsia="Times New Roman" w:cs="Times New Roman"/>
+                <w:szCs w:val="28"/>
+              </w:rPr>
+            </w:pPr>
+            <w:r>
+              <w:rPr>
+                <w:rFonts w:eastAsia="Times New Roman" w:cs="Times New Roman"/>
+                <w:szCs w:val="28"/>
+              </w:rPr>
+              <w:t>0</w:t>
+            </w:r>
+          </w:p>
+        </w:tc>
+      </w:tr>
+      <w:tr>
+        <w:tc>
+          <w:tcPr>
+            <w:tcW w:w="2020" w:type="dxa"/>
+            <w:tcBorders>
+              <w:top w:val="single" w:sz="18" w:space="0" w:color="auto"/>
+              <w:left w:val="single" w:sz="18" w:space="0" w:color="auto"/>
+              <w:bottom w:val="single" w:sz="18" w:space="0" w:color="auto"/>
+              <w:right w:val="single" w:sz="18" w:space="0" w:color="auto"/>
+            </w:tcBorders>
+          </w:tcPr>
+          <w:p>
+            <w:pPr>
+              <w:spacing w:line="360" w:lineRule="exact"/>
+              <w:rPr>
+                <w:rFonts w:eastAsia="Times New Roman" w:cs="Times New Roman"/>
+                <w:szCs w:val="28"/>
+              </w:rPr>
+            </w:pPr>
+            <w:r>
+              <w:rPr>
+                <w:rFonts w:eastAsia="Times New Roman" w:cs="Times New Roman"/>
+                <w:szCs w:val="28"/>
+              </w:rPr>
+              <w:t>Заблокировано</w:t>
+            </w:r>
+          </w:p>
+        </w:tc>
+        <w:tc>
+          <w:tcPr>
+            <w:tcW w:w="1546" w:type="dxa"/>
+            <w:tcBorders>
+              <w:left w:val="single" w:sz="18" w:space="0" w:color="auto"/>
+              <w:right w:val="single" w:sz="18" w:space="0" w:color="auto"/>
+            </w:tcBorders>
+          </w:tcPr>
+          <w:p>
+            <w:pPr>
+              <w:spacing w:line="360" w:lineRule="exact"/>
+              <w:rPr>
+                <w:rFonts w:eastAsia="Times New Roman" w:cs="Times New Roman"/>
+                <w:szCs w:val="28"/>
+              </w:rPr>
+            </w:pPr>
+            <w:r>
+              <w:rPr>
+                <w:rFonts w:eastAsia="Times New Roman" w:cs="Times New Roman"/>
+                <w:szCs w:val="28"/>
+              </w:rPr>
+              <w:t>0</w:t>
+            </w:r>
+          </w:p>
+        </w:tc>
+        <w:tc>
+          <w:tcPr>
+            <w:tcW w:w="1046" w:type="dxa"/>
+            <w:tcBorders>
+              <w:left w:val="single" w:sz="18" w:space="0" w:color="auto"/>
+              <w:right w:val="single" w:sz="18" w:space="0" w:color="auto"/>
+            </w:tcBorders>
+          </w:tcPr>
+          <w:p>
+            <w:pPr>
+              <w:spacing w:line="360" w:lineRule="exact"/>
+              <w:rPr>
+                <w:rFonts w:eastAsia="Times New Roman" w:cs="Times New Roman"/>
+                <w:szCs w:val="28"/>
+              </w:rPr>
+            </w:pPr>
+            <w:r>
+              <w:rPr>
+                <w:rFonts w:eastAsia="Times New Roman" w:cs="Times New Roman"/>
+                <w:szCs w:val="28"/>
+              </w:rPr>
+              <w:t>0</w:t>
+            </w:r>
+          </w:p>
+        </w:tc>
+        <w:tc>
+          <w:tcPr>
+            <w:tcW w:w="1069" w:type="dxa"/>
+            <w:tcBorders>
+              <w:left w:val="single" w:sz="18" w:space="0" w:color="auto"/>
+              <w:right w:val="single" w:sz="18" w:space="0" w:color="auto"/>
+            </w:tcBorders>
+          </w:tcPr>
+          <w:p>
+            <w:pPr>
+              <w:spacing w:line="360" w:lineRule="exact"/>
+              <w:rPr>
+                <w:rFonts w:eastAsia="Times New Roman" w:cs="Times New Roman"/>
+                <w:szCs w:val="28"/>
+              </w:rPr>
+            </w:pPr>
+            <w:r>
+              <w:rPr>
+                <w:rFonts w:eastAsia="Times New Roman" w:cs="Times New Roman"/>
+                <w:szCs w:val="28"/>
+              </w:rPr>
+              <w:t>0</w:t>
+            </w:r>
+          </w:p>
+        </w:tc>
+        <w:tc>
+          <w:tcPr>
+            <w:tcW w:w="1207" w:type="dxa"/>
+            <w:tcBorders>
+              <w:left w:val="single" w:sz="18" w:space="0" w:color="auto"/>
+              <w:right w:val="single" w:sz="18" w:space="0" w:color="auto"/>
+            </w:tcBorders>
+          </w:tcPr>
+          <w:p>
+            <w:pPr>
+              <w:spacing w:line="360" w:lineRule="exact"/>
+              <w:rPr>
+                <w:rFonts w:eastAsia="Times New Roman" w:cs="Times New Roman"/>
+                <w:szCs w:val="28"/>
+              </w:rPr>
+            </w:pPr>
+            <w:r>
+              <w:rPr>
+                <w:rFonts w:eastAsia="Times New Roman" w:cs="Times New Roman"/>
+                <w:szCs w:val="28"/>
+              </w:rPr>
+              <w:t>0</w:t>
+            </w:r>
+          </w:p>
+        </w:tc>
+        <w:tc>
+          <w:tcPr>
+            <w:tcW w:w="1236" w:type="dxa"/>
+            <w:tcBorders>
+              <w:left w:val="single" w:sz="18" w:space="0" w:color="auto"/>
+              <w:right w:val="single" w:sz="18" w:space="0" w:color="auto"/>
+            </w:tcBorders>
+          </w:tcPr>
+          <w:p>
+            <w:pPr>
+              <w:spacing w:line="360" w:lineRule="exact"/>
+              <w:rPr>
+                <w:rFonts w:eastAsia="Times New Roman" w:cs="Times New Roman"/>
+                <w:szCs w:val="28"/>
+              </w:rPr>
+            </w:pPr>
+            <w:r>
+              <w:rPr>
+                <w:rFonts w:eastAsia="Times New Roman" w:cs="Times New Roman"/>
+                <w:szCs w:val="28"/>
+              </w:rPr>
+              <w:t>0</w:t>
+            </w:r>
+          </w:p>
+        </w:tc>
+        <w:tc>
+          <w:tcPr>
+            <w:tcW w:w="1185" w:type="dxa"/>
+            <w:tcBorders>
+              <w:left w:val="single" w:sz="18" w:space="0" w:color="auto"/>
+              <w:right w:val="single" w:sz="18" w:space="0" w:color="auto"/>
+            </w:tcBorders>
+          </w:tcPr>
+          <w:p>
+            <w:pPr>
+              <w:spacing w:line="360" w:lineRule="exact"/>
+              <w:rPr>
+                <w:rFonts w:eastAsia="Times New Roman" w:cs="Times New Roman"/>
+                <w:szCs w:val="28"/>
+              </w:rPr>
+            </w:pPr>
+            <w:r>
+              <w:rPr>
+                <w:rFonts w:eastAsia="Times New Roman" w:cs="Times New Roman"/>
+                <w:szCs w:val="28"/>
+              </w:rPr>
+              <w:t>0</w:t>
+            </w:r>
+          </w:p>
+        </w:tc>
+      </w:tr>
+      <w:tr>
+        <w:tc>
+          <w:tcPr>
+            <w:tcW w:w="2020" w:type="dxa"/>
+            <w:tcBorders>
+              <w:top w:val="single" w:sz="18" w:space="0" w:color="auto"/>
+              <w:left w:val="single" w:sz="18" w:space="0" w:color="auto"/>
+              <w:bottom w:val="single" w:sz="18" w:space="0" w:color="auto"/>
+              <w:right w:val="single" w:sz="18" w:space="0" w:color="auto"/>
+            </w:tcBorders>
+          </w:tcPr>
+          <w:p>
+            <w:pPr>
+              <w:spacing w:line="360" w:lineRule="exact"/>
+              <w:rPr>
+                <w:rFonts w:eastAsia="Times New Roman" w:cs="Times New Roman"/>
+                <w:szCs w:val="28"/>
+              </w:rPr>
+            </w:pPr>
+            <w:r>
+              <w:rPr>
+                <w:rFonts w:eastAsia="Times New Roman" w:cs="Times New Roman"/>
+                <w:szCs w:val="28"/>
+              </w:rPr>
+              <w:t>Не</w:t>
+            </w:r>
+          </w:p>
+          <w:p>
+            <w:pPr>
+              <w:spacing w:line="360" w:lineRule="exact"/>
+              <w:rPr>
+                <w:rFonts w:eastAsia="Times New Roman" w:cs="Times New Roman"/>
+                <w:szCs w:val="28"/>
+              </w:rPr>
+            </w:pPr>
+            <w:r>
+              <w:rPr>
+                <w:rFonts w:eastAsia="Times New Roman" w:cs="Times New Roman"/>
+                <w:szCs w:val="28"/>
+              </w:rPr>
+              <w:t>протестировано</w:t>
+            </w:r>
+          </w:p>
+        </w:tc>
+        <w:tc>
+          <w:tcPr>
+            <w:tcW w:w="1546" w:type="dxa"/>
+            <w:tcBorders>
+              <w:left w:val="single" w:sz="18" w:space="0" w:color="auto"/>
+              <w:bottom w:val="single" w:sz="18" w:space="0" w:color="auto"/>
+              <w:right w:val="single" w:sz="18" w:space="0" w:color="auto"/>
+            </w:tcBorders>
+          </w:tcPr>
+          <w:p>
+            <w:pPr>
+              <w:spacing w:line="360" w:lineRule="exact"/>
+              <w:rPr>
+                <w:rFonts w:eastAsia="Times New Roman" w:cs="Times New Roman"/>
+                <w:szCs w:val="28"/>
+              </w:rPr>
+            </w:pPr>
+            <w:r>
+              <w:rPr>
+                <w:rFonts w:eastAsia="Times New Roman" w:cs="Times New Roman"/>
+                <w:szCs w:val="28"/>
+              </w:rPr>
+              <w:t>0</w:t>
+            </w:r>
+          </w:p>
+        </w:tc>
+        <w:tc>
+          <w:tcPr>
+            <w:tcW w:w="1046" w:type="dxa"/>
+            <w:tcBorders>
+              <w:left w:val="single" w:sz="18" w:space="0" w:color="auto"/>
+              <w:bottom w:val="single" w:sz="18" w:space="0" w:color="auto"/>
+              <w:right w:val="single" w:sz="18" w:space="0" w:color="auto"/>
+            </w:tcBorders>
+          </w:tcPr>
+          <w:p>
+            <w:pPr>
+              <w:spacing w:line="360" w:lineRule="exact"/>
+              <w:rPr>
+                <w:rFonts w:eastAsia="Times New Roman" w:cs="Times New Roman"/>
+                <w:szCs w:val="28"/>
+              </w:rPr>
+            </w:pPr>
+            <w:r>
+              <w:rPr>
+                <w:rFonts w:eastAsia="Times New Roman" w:cs="Times New Roman"/>
+                <w:szCs w:val="28"/>
+              </w:rPr>
+              <w:t>0</w:t>
+            </w:r>
+          </w:p>
+        </w:tc>
+        <w:tc>
+          <w:tcPr>
+            <w:tcW w:w="1069" w:type="dxa"/>
+            <w:tcBorders>
+              <w:left w:val="single" w:sz="18" w:space="0" w:color="auto"/>
+              <w:bottom w:val="single" w:sz="18" w:space="0" w:color="auto"/>
+              <w:right w:val="single" w:sz="18" w:space="0" w:color="auto"/>
+            </w:tcBorders>
+          </w:tcPr>
+          <w:p>
+            <w:pPr>
+              <w:spacing w:line="360" w:lineRule="exact"/>
+              <w:rPr>
+                <w:rFonts w:eastAsia="Times New Roman" w:cs="Times New Roman"/>
+                <w:szCs w:val="28"/>
+              </w:rPr>
+            </w:pPr>
+            <w:r>
+              <w:rPr>
+                <w:rFonts w:eastAsia="Times New Roman" w:cs="Times New Roman"/>
+                <w:szCs w:val="28"/>
+              </w:rPr>
+              <w:t>0</w:t>
+            </w:r>
+          </w:p>
+        </w:tc>
+        <w:tc>
+          <w:tcPr>
+            <w:tcW w:w="1207" w:type="dxa"/>
+            <w:tcBorders>
+              <w:left w:val="single" w:sz="18" w:space="0" w:color="auto"/>
+              <w:bottom w:val="single" w:sz="18" w:space="0" w:color="auto"/>
+              <w:right w:val="single" w:sz="18" w:space="0" w:color="auto"/>
+            </w:tcBorders>
+          </w:tcPr>
+          <w:p>
+            <w:pPr>
+              <w:spacing w:line="360" w:lineRule="exact"/>
+              <w:rPr>
+                <w:rFonts w:eastAsia="Times New Roman" w:cs="Times New Roman"/>
+                <w:szCs w:val="28"/>
+              </w:rPr>
+            </w:pPr>
+            <w:r>
+              <w:rPr>
+                <w:rFonts w:eastAsia="Times New Roman" w:cs="Times New Roman"/>
+                <w:szCs w:val="28"/>
+              </w:rPr>
+              <w:t>0</w:t>
+            </w:r>
+          </w:p>
+        </w:tc>
+        <w:tc>
+          <w:tcPr>
+            <w:tcW w:w="1236" w:type="dxa"/>
+            <w:tcBorders>
+              <w:left w:val="single" w:sz="18" w:space="0" w:color="auto"/>
+              <w:bottom w:val="single" w:sz="18" w:space="0" w:color="auto"/>
+              <w:right w:val="single" w:sz="18" w:space="0" w:color="auto"/>
+            </w:tcBorders>
+          </w:tcPr>
+          <w:p>
+            <w:pPr>
+              <w:spacing w:line="360" w:lineRule="exact"/>
+              <w:rPr>
+                <w:rFonts w:eastAsia="Times New Roman" w:cs="Times New Roman"/>
+                <w:szCs w:val="28"/>
+              </w:rPr>
+            </w:pPr>
+            <w:r>
+              <w:rPr>
+                <w:rFonts w:eastAsia="Times New Roman" w:cs="Times New Roman"/>
+                <w:szCs w:val="28"/>
+              </w:rPr>
+              <w:t>0</w:t>
+            </w:r>
+          </w:p>
+        </w:tc>
+        <w:tc>
+          <w:tcPr>
+            <w:tcW w:w="1185" w:type="dxa"/>
+            <w:tcBorders>
+              <w:left w:val="single" w:sz="18" w:space="0" w:color="auto"/>
+              <w:bottom w:val="single" w:sz="18" w:space="0" w:color="auto"/>
+              <w:right w:val="single" w:sz="18" w:space="0" w:color="auto"/>
+            </w:tcBorders>
+          </w:tcPr>
+          <w:p>
+            <w:pPr>
+              <w:spacing w:line="360" w:lineRule="exact"/>
+              <w:rPr>
+                <w:rFonts w:eastAsia="Times New Roman" w:cs="Times New Roman"/>
+                <w:szCs w:val="28"/>
+              </w:rPr>
+            </w:pPr>
+            <w:r>
+              <w:rPr>
+                <w:rFonts w:eastAsia="Times New Roman" w:cs="Times New Roman"/>
+                <w:szCs w:val="28"/>
+              </w:rPr>
+              <w:t>0</w:t>
+            </w:r>
+          </w:p>
+        </w:tc>
+      </w:tr>
+    </w:tbl>
+    <w:p>
+      <w:pPr>
+        <w:pStyle w:val="a5"/>
+        <w:spacing w:line="360" w:lineRule="exact"/>
+        <w:ind w:firstLine="851"/>
+        <w:jc w:val="both"/>
+      </w:pPr>
+      <w:r>
+        <w:t>В таблице 8 представлена статистика по всем дефектам.</w:t>
+      </w:r>
+    </w:p>
+    <w:p>
+      <w:pPr>
+        <w:pStyle w:val="a5"/>
+        <w:spacing w:before="0" w:line="360" w:lineRule="exact"/>
+        <w:ind w:left="0" w:firstLine="0"/>
+        <w:jc w:val="both"/>
+      </w:pPr>
+    </w:p>
+    <w:p>
+      <w:pPr>
+        <w:pStyle w:val="a5"/>
+        <w:spacing w:before="0" w:line="360" w:lineRule="exact"/>
+        <w:ind w:left="0" w:firstLine="0"/>
+        <w:jc w:val="both"/>
+      </w:pPr>
+      <w:r>
+        <w:t>Таблица 8 – Статистика по выявленным ошибкам</w:t>
+      </w:r>
+    </w:p>
+    <w:tbl>
+      <w:tblPr>
+        <w:tblStyle w:val="a7"/>
+        <w:tblW w:w="0" w:type="auto"/>
+        <w:tblLook w:val="04A0" w:firstRow="1" w:lastRow="0" w:firstColumn="1" w:lastColumn="0" w:noHBand="0" w:noVBand="1"/>
+      </w:tblPr>
+      <w:tblGrid>
+        <w:gridCol w:w="1570"/>
+        <w:gridCol w:w="1564"/>
+        <w:gridCol w:w="1471"/>
+        <w:gridCol w:w="1502"/>
+        <w:gridCol w:w="1508"/>
+        <w:gridCol w:w="1694"/>
+      </w:tblGrid>
+      <w:tr>
+        <w:tc>
+          <w:tcPr>
+            <w:tcW w:w="1606" w:type="dxa"/>
+            <w:vMerge w:val="restart"/>
+            <w:tcBorders>
+              <w:top w:val="single" w:sz="18" w:space="0" w:color="auto"/>
+              <w:left w:val="single" w:sz="18" w:space="0" w:color="auto"/>
+              <w:bottom w:val="single" w:sz="18" w:space="0" w:color="auto"/>
+              <w:right w:val="single" w:sz="18" w:space="0" w:color="auto"/>
+            </w:tcBorders>
+          </w:tcPr>
+          <w:p>
+            <w:pPr>
+              <w:pStyle w:val="a5"/>
+              <w:spacing w:before="0"/>
+              <w:ind w:left="0" w:firstLine="0"/>
+              <w:jc w:val="both"/>
+              <w:rPr>
+                <w:sz w:val="24"/>
+                <w:szCs w:val="24"/>
+              </w:rPr>
+            </w:pPr>
+            <w:r>
+              <w:rPr>
+                <w:sz w:val="24"/>
+                <w:szCs w:val="24"/>
+              </w:rPr>
+              <w:t>Статус</w:t>
+            </w:r>
+          </w:p>
+        </w:tc>
+        <w:tc>
+          <w:tcPr>
+            <w:tcW w:w="1606" w:type="dxa"/>
+            <w:vMerge w:val="restart"/>
+            <w:tcBorders>
+              <w:top w:val="single" w:sz="18" w:space="0" w:color="auto"/>
+              <w:left w:val="single" w:sz="18" w:space="0" w:color="auto"/>
+              <w:bottom w:val="single" w:sz="18" w:space="0" w:color="auto"/>
+              <w:right w:val="single" w:sz="18" w:space="0" w:color="auto"/>
+            </w:tcBorders>
+          </w:tcPr>
+          <w:p>
+            <w:pPr>
+              <w:pStyle w:val="a5"/>
+              <w:spacing w:before="0"/>
+              <w:ind w:left="0" w:firstLine="0"/>
+              <w:jc w:val="both"/>
+              <w:rPr>
+                <w:sz w:val="24"/>
+                <w:szCs w:val="24"/>
+              </w:rPr>
+            </w:pPr>
+            <w:r>
+              <w:rPr>
+                <w:sz w:val="24"/>
+                <w:szCs w:val="24"/>
+              </w:rPr>
+              <w:t>Количество</w:t>
+            </w:r>
+          </w:p>
+          <w:p>
+            <w:pPr>
+              <w:pStyle w:val="a5"/>
+              <w:spacing w:before="0"/>
+              <w:ind w:left="0" w:firstLine="0"/>
+              <w:jc w:val="both"/>
+              <w:rPr>
+                <w:sz w:val="24"/>
+                <w:szCs w:val="24"/>
+              </w:rPr>
+            </w:pPr>
+            <w:r>
+              <w:rPr>
+                <w:sz w:val="24"/>
+                <w:szCs w:val="24"/>
+              </w:rPr>
+              <w:t>ошибок</w:t>
+            </w:r>
+          </w:p>
+        </w:tc>
+        <w:tc>
+          <w:tcPr>
+            <w:tcW w:w="6606" w:type="dxa"/>
+            <w:gridSpan w:val="4"/>
+            <w:tcBorders>
+              <w:top w:val="single" w:sz="18" w:space="0" w:color="auto"/>
+              <w:left w:val="single" w:sz="18" w:space="0" w:color="auto"/>
+              <w:bottom w:val="single" w:sz="4" w:space="0" w:color="auto"/>
+              <w:right w:val="single" w:sz="18" w:space="0" w:color="auto"/>
+            </w:tcBorders>
+          </w:tcPr>
+          <w:p>
+            <w:pPr>
+              <w:pStyle w:val="a5"/>
+              <w:spacing w:before="0"/>
+              <w:ind w:left="0" w:firstLine="0"/>
+              <w:jc w:val="both"/>
+              <w:rPr>
+                <w:sz w:val="24"/>
+                <w:szCs w:val="24"/>
+              </w:rPr>
+            </w:pPr>
+            <w:r>
+              <w:rPr>
+                <w:sz w:val="24"/>
+                <w:szCs w:val="24"/>
+              </w:rPr>
+              <w:t>Важность</w:t>
+            </w:r>
+          </w:p>
+        </w:tc>
+      </w:tr>
+      <w:tr>
+        <w:tc>
+          <w:tcPr>
+            <w:tcW w:w="1606" w:type="dxa"/>
+            <w:vMerge/>
+            <w:tcBorders>
+              <w:top w:val="single" w:sz="18" w:space="0" w:color="auto"/>
+              <w:left w:val="single" w:sz="18" w:space="0" w:color="auto"/>
+              <w:bottom w:val="single" w:sz="18" w:space="0" w:color="auto"/>
+              <w:right w:val="single" w:sz="18" w:space="0" w:color="auto"/>
+            </w:tcBorders>
+          </w:tcPr>
+          <w:p>
+            <w:pPr>
+              <w:pStyle w:val="a5"/>
+              <w:spacing w:before="0"/>
+              <w:ind w:left="0" w:firstLine="0"/>
+              <w:jc w:val="both"/>
+              <w:rPr>
+                <w:sz w:val="24"/>
+                <w:szCs w:val="24"/>
+              </w:rPr>
+            </w:pPr>
+          </w:p>
+        </w:tc>
+        <w:tc>
+          <w:tcPr>
+            <w:tcW w:w="1606" w:type="dxa"/>
+            <w:vMerge/>
+            <w:tcBorders>
+              <w:top w:val="single" w:sz="18" w:space="0" w:color="auto"/>
+              <w:left w:val="single" w:sz="18" w:space="0" w:color="auto"/>
+              <w:bottom w:val="single" w:sz="18" w:space="0" w:color="auto"/>
+              <w:right w:val="single" w:sz="18" w:space="0" w:color="auto"/>
+            </w:tcBorders>
+          </w:tcPr>
+          <w:p>
+            <w:pPr>
+              <w:pStyle w:val="a5"/>
+              <w:spacing w:before="0"/>
+              <w:ind w:left="0" w:firstLine="0"/>
+              <w:jc w:val="both"/>
+              <w:rPr>
+                <w:sz w:val="24"/>
+                <w:szCs w:val="24"/>
+              </w:rPr>
+            </w:pPr>
+          </w:p>
+        </w:tc>
+        <w:tc>
+          <w:tcPr>
+            <w:tcW w:w="1618" w:type="dxa"/>
+            <w:tcBorders>
+              <w:top w:val="single" w:sz="4" w:space="0" w:color="auto"/>
+              <w:left w:val="single" w:sz="18" w:space="0" w:color="auto"/>
+              <w:bottom w:val="single" w:sz="18" w:space="0" w:color="auto"/>
+              <w:right w:val="single" w:sz="18" w:space="0" w:color="auto"/>
+            </w:tcBorders>
+          </w:tcPr>
+          <w:p>
+            <w:pPr>
+              <w:pStyle w:val="a5"/>
+              <w:spacing w:before="0"/>
+              <w:ind w:left="0" w:firstLine="0"/>
+              <w:jc w:val="both"/>
+              <w:rPr>
+                <w:sz w:val="24"/>
+                <w:szCs w:val="24"/>
+              </w:rPr>
+            </w:pPr>
+            <w:r>
+              <w:rPr>
+                <w:sz w:val="24"/>
+                <w:szCs w:val="24"/>
+              </w:rPr>
+              <w:t>Низкая</w:t>
+            </w:r>
+          </w:p>
+        </w:tc>
+        <w:tc>
+          <w:tcPr>
+            <w:tcW w:w="1623" w:type="dxa"/>
+            <w:tcBorders>
+              <w:top w:val="single" w:sz="4" w:space="0" w:color="auto"/>
+              <w:left w:val="single" w:sz="18" w:space="0" w:color="auto"/>
+              <w:bottom w:val="single" w:sz="18" w:space="0" w:color="auto"/>
+              <w:right w:val="single" w:sz="18" w:space="0" w:color="auto"/>
+            </w:tcBorders>
+          </w:tcPr>
+          <w:p>
+            <w:pPr>
+              <w:pStyle w:val="a5"/>
+              <w:spacing w:before="0"/>
+              <w:ind w:left="0" w:firstLine="0"/>
+              <w:jc w:val="both"/>
+              <w:rPr>
+                <w:sz w:val="24"/>
+                <w:szCs w:val="24"/>
+              </w:rPr>
+            </w:pPr>
+            <w:r>
+              <w:rPr>
+                <w:sz w:val="24"/>
+                <w:szCs w:val="24"/>
+              </w:rPr>
+              <w:t>Средняя</w:t>
+            </w:r>
+          </w:p>
+        </w:tc>
+        <w:tc>
+          <w:tcPr>
+            <w:tcW w:w="1624" w:type="dxa"/>
+            <w:tcBorders>
+              <w:top w:val="single" w:sz="4" w:space="0" w:color="auto"/>
+              <w:left w:val="single" w:sz="18" w:space="0" w:color="auto"/>
+              <w:bottom w:val="single" w:sz="18" w:space="0" w:color="auto"/>
+              <w:right w:val="single" w:sz="18" w:space="0" w:color="auto"/>
+            </w:tcBorders>
+          </w:tcPr>
+          <w:p>
+            <w:pPr>
+              <w:pStyle w:val="a5"/>
+              <w:spacing w:before="0"/>
+              <w:ind w:left="0" w:firstLine="0"/>
+              <w:jc w:val="both"/>
+              <w:rPr>
+                <w:sz w:val="24"/>
+                <w:szCs w:val="24"/>
+              </w:rPr>
+            </w:pPr>
+            <w:r>
+              <w:rPr>
+                <w:sz w:val="24"/>
+                <w:szCs w:val="24"/>
+              </w:rPr>
+              <w:t>Высокая</w:t>
+            </w:r>
+          </w:p>
+        </w:tc>
+        <w:tc>
+          <w:tcPr>
+            <w:tcW w:w="1741" w:type="dxa"/>
+            <w:tcBorders>
+              <w:top w:val="single" w:sz="4" w:space="0" w:color="auto"/>
+              <w:left w:val="single" w:sz="18" w:space="0" w:color="auto"/>
+              <w:bottom w:val="single" w:sz="18" w:space="0" w:color="auto"/>
+              <w:right w:val="single" w:sz="18" w:space="0" w:color="auto"/>
+            </w:tcBorders>
+          </w:tcPr>
+          <w:p>
+            <w:pPr>
+              <w:pStyle w:val="a5"/>
+              <w:spacing w:before="0"/>
+              <w:ind w:left="0" w:firstLine="0"/>
+              <w:jc w:val="both"/>
+              <w:rPr>
+                <w:sz w:val="24"/>
+                <w:szCs w:val="24"/>
+              </w:rPr>
+            </w:pPr>
+            <w:r>
+              <w:rPr>
+                <w:sz w:val="24"/>
+                <w:szCs w:val="24"/>
+              </w:rPr>
+              <w:t>Критическая</w:t>
+            </w:r>
+          </w:p>
+        </w:tc>
+      </w:tr>
+      <w:tr>
+        <w:tc>
+          <w:tcPr>
+            <w:tcW w:w="1606" w:type="dxa"/>
+            <w:tcBorders>
+              <w:top w:val="single" w:sz="18" w:space="0" w:color="auto"/>
+              <w:left w:val="single" w:sz="18" w:space="0" w:color="auto"/>
+              <w:right w:val="single" w:sz="18" w:space="0" w:color="auto"/>
+            </w:tcBorders>
+          </w:tcPr>
+          <w:p>
+            <w:pPr>
+              <w:pStyle w:val="a5"/>
+              <w:spacing w:before="0"/>
+              <w:ind w:left="0" w:firstLine="0"/>
+              <w:jc w:val="both"/>
+              <w:rPr>
+                <w:sz w:val="24"/>
+                <w:szCs w:val="24"/>
+              </w:rPr>
+            </w:pPr>
+            <w:r>
+              <w:rPr>
+                <w:sz w:val="24"/>
+                <w:szCs w:val="24"/>
+              </w:rPr>
+              <w:t>Найдено</w:t>
+            </w:r>
+          </w:p>
+        </w:tc>
+        <w:tc>
+          <w:tcPr>
+            <w:tcW w:w="1606" w:type="dxa"/>
+            <w:tcBorders>
+              <w:top w:val="single" w:sz="18" w:space="0" w:color="auto"/>
+              <w:left w:val="single" w:sz="18" w:space="0" w:color="auto"/>
+              <w:right w:val="single" w:sz="18" w:space="0" w:color="auto"/>
+            </w:tcBorders>
+          </w:tcPr>
+          <w:p>
+            <w:pPr>
+              <w:pStyle w:val="a5"/>
+              <w:spacing w:before="0"/>
+              <w:ind w:left="0" w:firstLine="0"/>
+              <w:jc w:val="center"/>
+              <w:rPr>
+                <w:sz w:val="24"/>
+                <w:szCs w:val="24"/>
+              </w:rPr>
+            </w:pPr>
+            <w:r>
+              <w:rPr>
+                <w:sz w:val="24"/>
+                <w:szCs w:val="24"/>
+              </w:rPr>
+              <w:t>1</w:t>
+            </w:r>
+          </w:p>
+        </w:tc>
+        <w:tc>
+          <w:tcPr>
+            <w:tcW w:w="1618" w:type="dxa"/>
+            <w:tcBorders>
+              <w:top w:val="single" w:sz="18" w:space="0" w:color="auto"/>
+              <w:left w:val="single" w:sz="18" w:space="0" w:color="auto"/>
+              <w:right w:val="single" w:sz="18" w:space="0" w:color="auto"/>
+            </w:tcBorders>
+          </w:tcPr>
+          <w:p>
+            <w:pPr>
+              <w:pStyle w:val="a5"/>
+              <w:spacing w:before="0"/>
+              <w:ind w:left="0" w:firstLine="0"/>
+              <w:jc w:val="center"/>
+              <w:rPr>
+                <w:sz w:val="24"/>
+                <w:szCs w:val="24"/>
+              </w:rPr>
+            </w:pPr>
+            <w:r>
+              <w:rPr>
+                <w:sz w:val="24"/>
+                <w:szCs w:val="24"/>
+              </w:rPr>
+              <w:t>0</w:t>
+            </w:r>
+          </w:p>
+        </w:tc>
+        <w:tc>
+          <w:tcPr>
+            <w:tcW w:w="1623" w:type="dxa"/>
+            <w:tcBorders>
+              <w:top w:val="single" w:sz="18" w:space="0" w:color="auto"/>
+              <w:left w:val="single" w:sz="18" w:space="0" w:color="auto"/>
+              <w:right w:val="single" w:sz="18" w:space="0" w:color="auto"/>
+            </w:tcBorders>
+          </w:tcPr>
+          <w:p>
+            <w:pPr>
+              <w:pStyle w:val="a5"/>
+              <w:spacing w:before="0"/>
+              <w:ind w:left="0" w:firstLine="0"/>
+              <w:jc w:val="center"/>
+              <w:rPr>
+                <w:sz w:val="24"/>
+                <w:szCs w:val="24"/>
+              </w:rPr>
+            </w:pPr>
+            <w:r>
+              <w:rPr>
+                <w:sz w:val="24"/>
+                <w:szCs w:val="24"/>
+              </w:rPr>
+              <w:t>1</w:t>
+            </w:r>
+          </w:p>
+        </w:tc>
+        <w:tc>
+          <w:tcPr>
+            <w:tcW w:w="1624" w:type="dxa"/>
+            <w:tcBorders>
+              <w:top w:val="single" w:sz="18" w:space="0" w:color="auto"/>
+              <w:left w:val="single" w:sz="18" w:space="0" w:color="auto"/>
+              <w:right w:val="single" w:sz="18" w:space="0" w:color="auto"/>
+            </w:tcBorders>
+          </w:tcPr>
+          <w:p>
+            <w:pPr>
+              <w:pStyle w:val="a5"/>
+              <w:spacing w:before="0"/>
+              <w:ind w:left="0" w:firstLine="0"/>
+              <w:jc w:val="center"/>
+              <w:rPr>
+                <w:sz w:val="24"/>
+                <w:szCs w:val="24"/>
+              </w:rPr>
+            </w:pPr>
+            <w:r>
+              <w:rPr>
+                <w:sz w:val="24"/>
+                <w:szCs w:val="24"/>
+              </w:rPr>
+              <w:t>0</w:t>
+            </w:r>
+          </w:p>
+        </w:tc>
+        <w:tc>
+          <w:tcPr>
+            <w:tcW w:w="1741" w:type="dxa"/>
+            <w:tcBorders>
+              <w:top w:val="single" w:sz="18" w:space="0" w:color="auto"/>
+              <w:left w:val="single" w:sz="18" w:space="0" w:color="auto"/>
+              <w:right w:val="single" w:sz="18" w:space="0" w:color="auto"/>
+            </w:tcBorders>
+          </w:tcPr>
+          <w:p>
+            <w:pPr>
+              <w:pStyle w:val="a5"/>
+              <w:spacing w:before="0"/>
+              <w:ind w:left="0" w:firstLine="0"/>
+              <w:jc w:val="center"/>
+              <w:rPr>
+                <w:sz w:val="24"/>
+                <w:szCs w:val="24"/>
+              </w:rPr>
+            </w:pPr>
+            <w:r>
+              <w:rPr>
+                <w:sz w:val="24"/>
+                <w:szCs w:val="24"/>
+              </w:rPr>
+              <w:t>0</w:t>
+            </w:r>
+          </w:p>
+        </w:tc>
+      </w:tr>
+      <w:tr>
+        <w:tc>
+          <w:tcPr>
+            <w:tcW w:w="1606" w:type="dxa"/>
+            <w:tcBorders>
+              <w:left w:val="single" w:sz="18" w:space="0" w:color="auto"/>
+              <w:right w:val="single" w:sz="18" w:space="0" w:color="auto"/>
+            </w:tcBorders>
+          </w:tcPr>
+          <w:p>
+            <w:pPr>
+              <w:pStyle w:val="a5"/>
+              <w:spacing w:before="0"/>
+              <w:ind w:left="0" w:firstLine="0"/>
+              <w:jc w:val="both"/>
+              <w:rPr>
+                <w:sz w:val="24"/>
+                <w:szCs w:val="24"/>
+              </w:rPr>
+            </w:pPr>
+            <w:r>
+              <w:rPr>
+                <w:sz w:val="24"/>
+                <w:szCs w:val="24"/>
+              </w:rPr>
+              <w:t>Исправлено</w:t>
+            </w:r>
+          </w:p>
+        </w:tc>
+        <w:tc>
+          <w:tcPr>
+            <w:tcW w:w="1606" w:type="dxa"/>
+            <w:tcBorders>
+              <w:left w:val="single" w:sz="18" w:space="0" w:color="auto"/>
+              <w:right w:val="single" w:sz="18" w:space="0" w:color="auto"/>
+            </w:tcBorders>
+          </w:tcPr>
+          <w:p>
+            <w:pPr>
+              <w:pStyle w:val="a5"/>
+              <w:spacing w:before="0"/>
+              <w:ind w:left="0" w:firstLine="0"/>
+              <w:jc w:val="center"/>
+              <w:rPr>
+                <w:sz w:val="24"/>
+                <w:szCs w:val="24"/>
+              </w:rPr>
+            </w:pPr>
+            <w:r>
+              <w:rPr>
+                <w:sz w:val="24"/>
+                <w:szCs w:val="24"/>
+              </w:rPr>
+              <w:t>1</w:t>
+            </w:r>
+          </w:p>
+        </w:tc>
+        <w:tc>
+          <w:tcPr>
+            <w:tcW w:w="1618" w:type="dxa"/>
+            <w:tcBorders>
+              <w:left w:val="single" w:sz="18" w:space="0" w:color="auto"/>
+              <w:right w:val="single" w:sz="18" w:space="0" w:color="auto"/>
+            </w:tcBorders>
+          </w:tcPr>
+          <w:p>
+            <w:pPr>
+              <w:pStyle w:val="a5"/>
+              <w:spacing w:before="0"/>
+              <w:ind w:left="0" w:firstLine="0"/>
+              <w:jc w:val="center"/>
+              <w:rPr>
+                <w:sz w:val="24"/>
+                <w:szCs w:val="24"/>
+              </w:rPr>
+            </w:pPr>
+            <w:r>
+              <w:rPr>
+                <w:sz w:val="24"/>
+                <w:szCs w:val="24"/>
+              </w:rPr>
+              <w:t>0</w:t>
+            </w:r>
+          </w:p>
+        </w:tc>
+        <w:tc>
+          <w:tcPr>
+            <w:tcW w:w="1623" w:type="dxa"/>
+            <w:tcBorders>
+              <w:left w:val="single" w:sz="18" w:space="0" w:color="auto"/>
+              <w:right w:val="single" w:sz="18" w:space="0" w:color="auto"/>
+            </w:tcBorders>
+          </w:tcPr>
+          <w:p>
+            <w:pPr>
+              <w:pStyle w:val="a5"/>
+              <w:spacing w:before="0"/>
+              <w:ind w:left="0" w:firstLine="0"/>
+              <w:jc w:val="center"/>
+              <w:rPr>
+                <w:sz w:val="24"/>
+                <w:szCs w:val="24"/>
+              </w:rPr>
+            </w:pPr>
+            <w:r>
+              <w:rPr>
+                <w:sz w:val="24"/>
+                <w:szCs w:val="24"/>
+              </w:rPr>
+              <w:t>1</w:t>
+            </w:r>
+          </w:p>
+        </w:tc>
+        <w:tc>
+          <w:tcPr>
+            <w:tcW w:w="1624" w:type="dxa"/>
+            <w:tcBorders>
+              <w:left w:val="single" w:sz="18" w:space="0" w:color="auto"/>
+              <w:right w:val="single" w:sz="18" w:space="0" w:color="auto"/>
+            </w:tcBorders>
+          </w:tcPr>
+          <w:p>
+            <w:pPr>
+              <w:pStyle w:val="a5"/>
+              <w:spacing w:before="0"/>
+              <w:ind w:left="0" w:firstLine="0"/>
+              <w:jc w:val="center"/>
+              <w:rPr>
+                <w:sz w:val="24"/>
+                <w:szCs w:val="24"/>
+              </w:rPr>
+            </w:pPr>
+            <w:r>
+              <w:rPr>
+                <w:sz w:val="24"/>
+                <w:szCs w:val="24"/>
+              </w:rPr>
+              <w:t>0</w:t>
+            </w:r>
+          </w:p>
+        </w:tc>
+        <w:tc>
+          <w:tcPr>
+            <w:tcW w:w="1741" w:type="dxa"/>
+            <w:tcBorders>
+              <w:left w:val="single" w:sz="18" w:space="0" w:color="auto"/>
+              <w:right w:val="single" w:sz="18" w:space="0" w:color="auto"/>
+            </w:tcBorders>
+          </w:tcPr>
+          <w:p>
+            <w:pPr>
+              <w:pStyle w:val="a5"/>
+              <w:spacing w:before="0"/>
+              <w:ind w:left="0" w:firstLine="0"/>
+              <w:jc w:val="center"/>
+              <w:rPr>
+                <w:sz w:val="24"/>
+                <w:szCs w:val="24"/>
+              </w:rPr>
+            </w:pPr>
+            <w:r>
+              <w:rPr>
+                <w:sz w:val="24"/>
+                <w:szCs w:val="24"/>
+              </w:rPr>
+              <w:t>0</w:t>
+            </w:r>
+          </w:p>
+        </w:tc>
+      </w:tr>
+      <w:tr>
+        <w:tc>
+          <w:tcPr>
+            <w:tcW w:w="1606" w:type="dxa"/>
+            <w:tcBorders>
+              <w:left w:val="single" w:sz="18" w:space="0" w:color="auto"/>
+              <w:right w:val="single" w:sz="18" w:space="0" w:color="auto"/>
+            </w:tcBorders>
+          </w:tcPr>
+          <w:p>
+            <w:pPr>
+              <w:pStyle w:val="a5"/>
+              <w:spacing w:before="0"/>
+              <w:ind w:left="0" w:firstLine="0"/>
+              <w:jc w:val="both"/>
+              <w:rPr>
+                <w:sz w:val="24"/>
+                <w:szCs w:val="24"/>
+              </w:rPr>
+            </w:pPr>
+            <w:r>
+              <w:rPr>
+                <w:sz w:val="24"/>
+                <w:szCs w:val="24"/>
+              </w:rPr>
+              <w:t>Проверено</w:t>
+            </w:r>
+          </w:p>
+        </w:tc>
+        <w:tc>
+          <w:tcPr>
+            <w:tcW w:w="1606" w:type="dxa"/>
+            <w:tcBorders>
+              <w:left w:val="single" w:sz="18" w:space="0" w:color="auto"/>
+              <w:right w:val="single" w:sz="18" w:space="0" w:color="auto"/>
+            </w:tcBorders>
+          </w:tcPr>
+          <w:p>
+            <w:pPr>
+              <w:pStyle w:val="a5"/>
+              <w:spacing w:before="0"/>
+              <w:ind w:left="0" w:firstLine="0"/>
+              <w:jc w:val="center"/>
+              <w:rPr>
+                <w:sz w:val="24"/>
+                <w:szCs w:val="24"/>
+              </w:rPr>
+            </w:pPr>
+            <w:r>
+              <w:rPr>
+                <w:sz w:val="24"/>
+                <w:szCs w:val="24"/>
+              </w:rPr>
+              <w:t>1</w:t>
+            </w:r>
+          </w:p>
+        </w:tc>
+        <w:tc>
+          <w:tcPr>
+            <w:tcW w:w="1618" w:type="dxa"/>
+            <w:tcBorders>
+              <w:left w:val="single" w:sz="18" w:space="0" w:color="auto"/>
+              <w:right w:val="single" w:sz="18" w:space="0" w:color="auto"/>
+            </w:tcBorders>
+          </w:tcPr>
+          <w:p>
+            <w:pPr>
+              <w:pStyle w:val="a5"/>
+              <w:spacing w:before="0"/>
+              <w:ind w:left="0" w:firstLine="0"/>
+              <w:jc w:val="center"/>
+              <w:rPr>
+                <w:sz w:val="24"/>
+                <w:szCs w:val="24"/>
+              </w:rPr>
+            </w:pPr>
+            <w:r>
+              <w:rPr>
+                <w:sz w:val="24"/>
+                <w:szCs w:val="24"/>
+              </w:rPr>
+              <w:t>0</w:t>
+            </w:r>
+          </w:p>
+        </w:tc>
+        <w:tc>
+          <w:tcPr>
+            <w:tcW w:w="1623" w:type="dxa"/>
+            <w:tcBorders>
+              <w:left w:val="single" w:sz="18" w:space="0" w:color="auto"/>
+              <w:right w:val="single" w:sz="18" w:space="0" w:color="auto"/>
+            </w:tcBorders>
+          </w:tcPr>
+          <w:p>
+            <w:pPr>
+              <w:pStyle w:val="a5"/>
+              <w:spacing w:before="0"/>
+              <w:ind w:left="0" w:firstLine="0"/>
+              <w:jc w:val="center"/>
+              <w:rPr>
+                <w:sz w:val="24"/>
+                <w:szCs w:val="24"/>
+              </w:rPr>
+            </w:pPr>
+            <w:r>
+              <w:rPr>
+                <w:sz w:val="24"/>
+                <w:szCs w:val="24"/>
+              </w:rPr>
+              <w:t>1</w:t>
+            </w:r>
+          </w:p>
+        </w:tc>
+        <w:tc>
+          <w:tcPr>
+            <w:tcW w:w="1624" w:type="dxa"/>
+            <w:tcBorders>
+              <w:left w:val="single" w:sz="18" w:space="0" w:color="auto"/>
+              <w:right w:val="single" w:sz="18" w:space="0" w:color="auto"/>
+            </w:tcBorders>
+          </w:tcPr>
+          <w:p>
+            <w:pPr>
+              <w:pStyle w:val="a5"/>
+              <w:spacing w:before="0"/>
+              <w:ind w:left="0" w:firstLine="0"/>
+              <w:jc w:val="center"/>
+              <w:rPr>
+                <w:sz w:val="24"/>
+                <w:szCs w:val="24"/>
+              </w:rPr>
+            </w:pPr>
+            <w:r>
+              <w:rPr>
+                <w:sz w:val="24"/>
+                <w:szCs w:val="24"/>
+              </w:rPr>
+              <w:t>0</w:t>
+            </w:r>
+          </w:p>
+        </w:tc>
+        <w:tc>
+          <w:tcPr>
+            <w:tcW w:w="1741" w:type="dxa"/>
+            <w:tcBorders>
+              <w:left w:val="single" w:sz="18" w:space="0" w:color="auto"/>
+              <w:right w:val="single" w:sz="18" w:space="0" w:color="auto"/>
+            </w:tcBorders>
+          </w:tcPr>
+          <w:p>
+            <w:pPr>
+              <w:pStyle w:val="a5"/>
+              <w:spacing w:before="0"/>
+              <w:ind w:left="0" w:firstLine="0"/>
+              <w:jc w:val="center"/>
+              <w:rPr>
+                <w:sz w:val="24"/>
+                <w:szCs w:val="24"/>
+              </w:rPr>
+            </w:pPr>
+            <w:r>
+              <w:rPr>
+                <w:sz w:val="24"/>
+                <w:szCs w:val="24"/>
+              </w:rPr>
+              <w:t>0</w:t>
+            </w:r>
+          </w:p>
+        </w:tc>
+      </w:tr>
+      <w:tr>
+        <w:tc>
+          <w:tcPr>
+            <w:tcW w:w="1606" w:type="dxa"/>
+            <w:tcBorders>
+              <w:left w:val="single" w:sz="18" w:space="0" w:color="auto"/>
+              <w:right w:val="single" w:sz="18" w:space="0" w:color="auto"/>
+            </w:tcBorders>
+          </w:tcPr>
+          <w:p>
+            <w:pPr>
+              <w:pStyle w:val="a5"/>
+              <w:spacing w:before="0"/>
+              <w:ind w:left="0" w:firstLine="0"/>
+              <w:jc w:val="both"/>
+              <w:rPr>
+                <w:sz w:val="24"/>
+                <w:szCs w:val="24"/>
+              </w:rPr>
+            </w:pPr>
+            <w:r>
+              <w:rPr>
+                <w:sz w:val="24"/>
+                <w:szCs w:val="24"/>
+              </w:rPr>
+              <w:t>Открыто заново</w:t>
+            </w:r>
+          </w:p>
+        </w:tc>
+        <w:tc>
+          <w:tcPr>
+            <w:tcW w:w="1606" w:type="dxa"/>
+            <w:tcBorders>
+              <w:left w:val="single" w:sz="18" w:space="0" w:color="auto"/>
+              <w:right w:val="single" w:sz="18" w:space="0" w:color="auto"/>
+            </w:tcBorders>
+          </w:tcPr>
+          <w:p>
+            <w:pPr>
+              <w:pStyle w:val="a5"/>
+              <w:spacing w:before="0"/>
+              <w:ind w:left="0" w:firstLine="0"/>
+              <w:jc w:val="center"/>
+              <w:rPr>
+                <w:sz w:val="24"/>
+                <w:szCs w:val="24"/>
+              </w:rPr>
+            </w:pPr>
+            <w:r>
+              <w:rPr>
+                <w:sz w:val="24"/>
+                <w:szCs w:val="24"/>
+              </w:rPr>
+              <w:t>0</w:t>
+            </w:r>
+          </w:p>
+        </w:tc>
+        <w:tc>
+          <w:tcPr>
+            <w:tcW w:w="1618" w:type="dxa"/>
+            <w:tcBorders>
+              <w:left w:val="single" w:sz="18" w:space="0" w:color="auto"/>
+              <w:right w:val="single" w:sz="18" w:space="0" w:color="auto"/>
+            </w:tcBorders>
+          </w:tcPr>
+          <w:p>
+            <w:pPr>
+              <w:pStyle w:val="a5"/>
+              <w:spacing w:before="0"/>
+              <w:ind w:left="0" w:firstLine="0"/>
+              <w:jc w:val="center"/>
+              <w:rPr>
+                <w:sz w:val="24"/>
+                <w:szCs w:val="24"/>
+              </w:rPr>
+            </w:pPr>
+            <w:r>
+              <w:rPr>
+                <w:sz w:val="24"/>
+                <w:szCs w:val="24"/>
+              </w:rPr>
+              <w:t>0</w:t>
+            </w:r>
+          </w:p>
+        </w:tc>
+        <w:tc>
+          <w:tcPr>
+            <w:tcW w:w="1623" w:type="dxa"/>
+            <w:tcBorders>
+              <w:left w:val="single" w:sz="18" w:space="0" w:color="auto"/>
+              <w:right w:val="single" w:sz="18" w:space="0" w:color="auto"/>
+            </w:tcBorders>
+          </w:tcPr>
+          <w:p>
+            <w:pPr>
+              <w:pStyle w:val="a5"/>
+              <w:spacing w:before="0"/>
+              <w:ind w:left="0" w:firstLine="0"/>
+              <w:jc w:val="center"/>
+              <w:rPr>
+                <w:sz w:val="24"/>
+                <w:szCs w:val="24"/>
+              </w:rPr>
+            </w:pPr>
+            <w:r>
+              <w:rPr>
+                <w:sz w:val="24"/>
+                <w:szCs w:val="24"/>
+              </w:rPr>
+              <w:t>0</w:t>
+            </w:r>
+          </w:p>
+        </w:tc>
+        <w:tc>
+          <w:tcPr>
+            <w:tcW w:w="1624" w:type="dxa"/>
+            <w:tcBorders>
+              <w:left w:val="single" w:sz="18" w:space="0" w:color="auto"/>
+              <w:right w:val="single" w:sz="18" w:space="0" w:color="auto"/>
+            </w:tcBorders>
+          </w:tcPr>
+          <w:p>
+            <w:pPr>
+              <w:pStyle w:val="a5"/>
+              <w:spacing w:before="0"/>
+              <w:ind w:left="0" w:firstLine="0"/>
+              <w:jc w:val="center"/>
+              <w:rPr>
+                <w:sz w:val="24"/>
+                <w:szCs w:val="24"/>
+              </w:rPr>
+            </w:pPr>
+            <w:r>
+              <w:rPr>
+                <w:sz w:val="24"/>
+                <w:szCs w:val="24"/>
+              </w:rPr>
+              <w:t>0</w:t>
+            </w:r>
+          </w:p>
+        </w:tc>
+        <w:tc>
+          <w:tcPr>
+            <w:tcW w:w="1741" w:type="dxa"/>
+            <w:tcBorders>
+              <w:left w:val="single" w:sz="18" w:space="0" w:color="auto"/>
+              <w:right w:val="single" w:sz="18" w:space="0" w:color="auto"/>
+            </w:tcBorders>
+          </w:tcPr>
+          <w:p>
+            <w:pPr>
+              <w:pStyle w:val="a5"/>
+              <w:spacing w:before="0"/>
+              <w:ind w:left="0" w:firstLine="0"/>
+              <w:jc w:val="center"/>
+              <w:rPr>
+                <w:sz w:val="24"/>
+                <w:szCs w:val="24"/>
+              </w:rPr>
+            </w:pPr>
+            <w:r>
+              <w:rPr>
+                <w:sz w:val="24"/>
+                <w:szCs w:val="24"/>
+              </w:rPr>
+              <w:t>0</w:t>
+            </w:r>
+          </w:p>
+        </w:tc>
+      </w:tr>
+      <w:tr>
+        <w:tc>
+          <w:tcPr>
+            <w:tcW w:w="1606" w:type="dxa"/>
+            <w:tcBorders>
+              <w:left w:val="single" w:sz="18" w:space="0" w:color="auto"/>
+              <w:bottom w:val="single" w:sz="18" w:space="0" w:color="auto"/>
+              <w:right w:val="single" w:sz="18" w:space="0" w:color="auto"/>
+            </w:tcBorders>
+          </w:tcPr>
+          <w:p>
+            <w:pPr>
+              <w:pStyle w:val="a5"/>
+              <w:spacing w:before="0"/>
+              <w:ind w:left="0" w:firstLine="0"/>
+              <w:jc w:val="both"/>
+              <w:rPr>
+                <w:sz w:val="24"/>
+                <w:szCs w:val="24"/>
+              </w:rPr>
+            </w:pPr>
+            <w:r>
+              <w:rPr>
+                <w:sz w:val="24"/>
+                <w:szCs w:val="24"/>
+              </w:rPr>
+              <w:t>Отклонено</w:t>
+            </w:r>
+          </w:p>
+        </w:tc>
+        <w:tc>
+          <w:tcPr>
+            <w:tcW w:w="1606" w:type="dxa"/>
+            <w:tcBorders>
+              <w:left w:val="single" w:sz="18" w:space="0" w:color="auto"/>
+              <w:bottom w:val="single" w:sz="18" w:space="0" w:color="auto"/>
+              <w:right w:val="single" w:sz="18" w:space="0" w:color="auto"/>
+            </w:tcBorders>
+          </w:tcPr>
+          <w:p>
+            <w:pPr>
+              <w:pStyle w:val="a5"/>
+              <w:spacing w:before="0"/>
+              <w:ind w:left="0" w:firstLine="0"/>
+              <w:jc w:val="center"/>
+              <w:rPr>
+                <w:sz w:val="24"/>
+                <w:szCs w:val="24"/>
+              </w:rPr>
+            </w:pPr>
+            <w:r>
+              <w:rPr>
+                <w:sz w:val="24"/>
+                <w:szCs w:val="24"/>
+              </w:rPr>
+              <w:t>0</w:t>
+            </w:r>
+          </w:p>
+        </w:tc>
+        <w:tc>
+          <w:tcPr>
+            <w:tcW w:w="1618" w:type="dxa"/>
+            <w:tcBorders>
+              <w:left w:val="single" w:sz="18" w:space="0" w:color="auto"/>
+              <w:bottom w:val="single" w:sz="18" w:space="0" w:color="auto"/>
+              <w:right w:val="single" w:sz="18" w:space="0" w:color="auto"/>
+            </w:tcBorders>
+          </w:tcPr>
+          <w:p>
+            <w:pPr>
+              <w:pStyle w:val="a5"/>
+              <w:spacing w:before="0"/>
+              <w:ind w:left="0" w:firstLine="0"/>
+              <w:jc w:val="center"/>
+              <w:rPr>
+                <w:sz w:val="24"/>
+                <w:szCs w:val="24"/>
+              </w:rPr>
+            </w:pPr>
+            <w:r>
+              <w:rPr>
+                <w:sz w:val="24"/>
+                <w:szCs w:val="24"/>
+              </w:rPr>
+              <w:t>0</w:t>
+            </w:r>
+          </w:p>
+        </w:tc>
+        <w:tc>
+          <w:tcPr>
+            <w:tcW w:w="1623" w:type="dxa"/>
+            <w:tcBorders>
+              <w:left w:val="single" w:sz="18" w:space="0" w:color="auto"/>
+              <w:bottom w:val="single" w:sz="18" w:space="0" w:color="auto"/>
+              <w:right w:val="single" w:sz="18" w:space="0" w:color="auto"/>
+            </w:tcBorders>
+          </w:tcPr>
+          <w:p>
+            <w:pPr>
+              <w:pStyle w:val="a5"/>
+              <w:spacing w:before="0"/>
+              <w:ind w:left="0" w:firstLine="0"/>
+              <w:jc w:val="center"/>
+              <w:rPr>
+                <w:sz w:val="24"/>
+                <w:szCs w:val="24"/>
+              </w:rPr>
+            </w:pPr>
+            <w:r>
+              <w:rPr>
+                <w:sz w:val="24"/>
+                <w:szCs w:val="24"/>
+              </w:rPr>
+              <w:t>0</w:t>
+            </w:r>
+          </w:p>
+        </w:tc>
+        <w:tc>
+          <w:tcPr>
+            <w:tcW w:w="1624" w:type="dxa"/>
+            <w:tcBorders>
+              <w:left w:val="single" w:sz="18" w:space="0" w:color="auto"/>
+              <w:bottom w:val="single" w:sz="18" w:space="0" w:color="auto"/>
+              <w:right w:val="single" w:sz="18" w:space="0" w:color="auto"/>
+            </w:tcBorders>
+          </w:tcPr>
+          <w:p>
+            <w:pPr>
+              <w:pStyle w:val="a5"/>
+              <w:spacing w:before="0"/>
+              <w:ind w:left="0" w:firstLine="0"/>
+              <w:jc w:val="center"/>
+              <w:rPr>
+                <w:sz w:val="24"/>
+                <w:szCs w:val="24"/>
+              </w:rPr>
+            </w:pPr>
+            <w:r>
+              <w:rPr>
+                <w:sz w:val="24"/>
+                <w:szCs w:val="24"/>
+              </w:rPr>
+              <w:t>0</w:t>
+            </w:r>
+          </w:p>
+        </w:tc>
+        <w:tc>
+          <w:tcPr>
+            <w:tcW w:w="1741" w:type="dxa"/>
+            <w:tcBorders>
+              <w:left w:val="single" w:sz="18" w:space="0" w:color="auto"/>
+              <w:bottom w:val="single" w:sz="18" w:space="0" w:color="auto"/>
+              <w:right w:val="single" w:sz="18" w:space="0" w:color="auto"/>
+            </w:tcBorders>
+          </w:tcPr>
+          <w:p>
+            <w:pPr>
+              <w:pStyle w:val="a5"/>
+              <w:spacing w:before="0"/>
+              <w:ind w:left="0" w:firstLine="0"/>
+              <w:jc w:val="center"/>
+              <w:rPr>
+                <w:sz w:val="24"/>
+                <w:szCs w:val="24"/>
+              </w:rPr>
+            </w:pPr>
+            <w:r>
+              <w:rPr>
+                <w:sz w:val="24"/>
+                <w:szCs w:val="24"/>
+              </w:rPr>
+              <w:t>0</w:t>
+            </w:r>
+          </w:p>
+        </w:tc>
+      </w:tr>
+    </w:tbl>
+    <w:p>
+      <w:pPr>
+        <w:pStyle w:val="a5"/>
+        <w:spacing w:before="0" w:line="360" w:lineRule="exact"/>
+        <w:ind w:left="0" w:firstLine="0"/>
+        <w:jc w:val="both"/>
+      </w:pPr>
+    </w:p>
+    <w:p>
+      <w:pPr>
+        <w:pStyle w:val="a5"/>
+        <w:spacing w:before="0" w:line="360" w:lineRule="exact"/>
+        <w:ind w:left="0" w:firstLine="720"/>
+        <w:jc w:val="both"/>
+      </w:pPr>
+      <w:r>
+        <w:t>Список найденных дефектов представлен в таблице</w:t>
+      </w:r>
+      <w:r>
+        <w:t xml:space="preserve"> 9</w:t>
+      </w:r>
+    </w:p>
+    <w:p>
+      <w:pPr>
+        <w:pStyle w:val="a5"/>
+        <w:spacing w:before="0" w:line="360" w:lineRule="exact"/>
+        <w:ind w:left="0" w:firstLine="720"/>
+        <w:jc w:val="both"/>
+      </w:pPr>
+    </w:p>
+    <w:p>
+      <w:pPr>
+        <w:pStyle w:val="a5"/>
+        <w:spacing w:before="0" w:line="360" w:lineRule="exact"/>
+        <w:ind w:left="0" w:firstLine="720"/>
+        <w:jc w:val="both"/>
+      </w:pPr>
+    </w:p>
+    <w:p>
+      <w:pPr>
+        <w:pStyle w:val="a5"/>
+        <w:spacing w:before="0" w:line="360" w:lineRule="exact"/>
+        <w:ind w:left="0" w:firstLine="720"/>
+        <w:jc w:val="both"/>
+      </w:pPr>
+    </w:p>
+    <w:p>
+      <w:pPr>
+        <w:pStyle w:val="a5"/>
+        <w:spacing w:before="0" w:line="360" w:lineRule="exact"/>
+        <w:ind w:left="0" w:firstLine="720"/>
+        <w:jc w:val="both"/>
+      </w:pPr>
+    </w:p>
+    <w:p>
+      <w:pPr>
+        <w:pStyle w:val="a5"/>
+        <w:spacing w:before="0" w:line="360" w:lineRule="exact"/>
+        <w:ind w:left="0" w:firstLine="0"/>
+        <w:jc w:val="both"/>
+      </w:pPr>
+      <w:r>
+        <w:lastRenderedPageBreak/>
+        <w:t>Таблица 5 – Список найденных дефектов</w:t>
+      </w:r>
+    </w:p>
+    <w:tbl>
+      <w:tblPr>
+        <w:tblStyle w:val="a7"/>
+        <w:tblW w:w="0" w:type="auto"/>
+        <w:tblBorders>
+          <w:top w:val="single" w:sz="18" w:space="0" w:color="auto"/>
+          <w:left w:val="single" w:sz="18" w:space="0" w:color="auto"/>
+          <w:bottom w:val="single" w:sz="18" w:space="0" w:color="auto"/>
+          <w:right w:val="single" w:sz="18" w:space="0" w:color="auto"/>
+          <w:insideH w:val="single" w:sz="18" w:space="0" w:color="auto"/>
+          <w:insideV w:val="single" w:sz="18" w:space="0" w:color="auto"/>
+        </w:tblBorders>
+        <w:tblLook w:val="04A0" w:firstRow="1" w:lastRow="0" w:firstColumn="1" w:lastColumn="0" w:noHBand="0" w:noVBand="1"/>
+      </w:tblPr>
+      <w:tblGrid>
+        <w:gridCol w:w="2365"/>
+        <w:gridCol w:w="2280"/>
+        <w:gridCol w:w="2353"/>
+        <w:gridCol w:w="2311"/>
+      </w:tblGrid>
+      <w:tr>
+        <w:tc>
+          <w:tcPr>
+            <w:tcW w:w="2453" w:type="dxa"/>
+          </w:tcPr>
+          <w:p>
+            <w:pPr>
+              <w:pStyle w:val="a5"/>
+              <w:spacing w:before="0"/>
+              <w:ind w:left="0" w:firstLine="0"/>
+              <w:jc w:val="both"/>
+              <w:rPr>
+                <w:sz w:val="24"/>
+                <w:szCs w:val="24"/>
+              </w:rPr>
+            </w:pPr>
+            <w:r>
+              <w:rPr>
+                <w:sz w:val="24"/>
+                <w:szCs w:val="24"/>
+              </w:rPr>
+              <w:t>Идентификато</w:t>
+            </w:r>
+            <w:r>
+              <w:rPr>
+                <w:sz w:val="24"/>
+                <w:szCs w:val="24"/>
+              </w:rPr>
+              <w:t>р</w:t>
+            </w:r>
+          </w:p>
+        </w:tc>
+        <w:tc>
+          <w:tcPr>
+            <w:tcW w:w="2455" w:type="dxa"/>
+          </w:tcPr>
+          <w:p>
+            <w:pPr>
+              <w:pStyle w:val="a5"/>
+              <w:spacing w:before="0"/>
+              <w:ind w:left="0" w:firstLine="0"/>
+              <w:jc w:val="both"/>
+              <w:rPr>
+                <w:sz w:val="24"/>
+                <w:szCs w:val="24"/>
+              </w:rPr>
+            </w:pPr>
+            <w:r>
+              <w:rPr>
+                <w:sz w:val="24"/>
+                <w:szCs w:val="24"/>
+              </w:rPr>
+              <w:t>Важность</w:t>
+            </w:r>
+          </w:p>
+        </w:tc>
+        <w:tc>
+          <w:tcPr>
+            <w:tcW w:w="2455" w:type="dxa"/>
+          </w:tcPr>
+          <w:p>
+            <w:pPr>
+              <w:pStyle w:val="a5"/>
+              <w:spacing w:before="0"/>
+              <w:ind w:left="0" w:firstLine="0"/>
+              <w:jc w:val="both"/>
+              <w:rPr>
+                <w:sz w:val="24"/>
+                <w:szCs w:val="24"/>
+              </w:rPr>
+            </w:pPr>
+            <w:r>
+              <w:rPr>
+                <w:sz w:val="24"/>
+                <w:szCs w:val="24"/>
+              </w:rPr>
+              <w:t>Описание</w:t>
+            </w:r>
+          </w:p>
+        </w:tc>
+        <w:tc>
+          <w:tcPr>
+            <w:tcW w:w="2455" w:type="dxa"/>
+          </w:tcPr>
+          <w:p>
+            <w:pPr>
+              <w:pStyle w:val="a5"/>
+              <w:spacing w:before="0"/>
+              <w:ind w:left="0" w:firstLine="0"/>
+              <w:jc w:val="both"/>
+              <w:rPr>
+                <w:sz w:val="24"/>
+                <w:szCs w:val="24"/>
+              </w:rPr>
+            </w:pPr>
+            <w:r>
+              <w:rPr>
+                <w:sz w:val="24"/>
+                <w:szCs w:val="24"/>
+              </w:rPr>
+              <w:t>Статус</w:t>
+            </w:r>
+          </w:p>
+        </w:tc>
+      </w:tr>
+      <w:tr>
+        <w:tc>
+          <w:tcPr>
+            <w:tcW w:w="2453" w:type="dxa"/>
+          </w:tcPr>
+          <w:p>
+            <w:pPr>
+              <w:pStyle w:val="a5"/>
+              <w:spacing w:before="0"/>
+              <w:ind w:left="0" w:firstLine="0"/>
+              <w:jc w:val="both"/>
+              <w:rPr>
+                <w:sz w:val="24"/>
+                <w:szCs w:val="24"/>
+                <w:lang w:val="en-US"/>
+              </w:rPr>
+            </w:pPr>
+            <w:r>
+              <w:rPr>
+                <w:sz w:val="24"/>
+                <w:szCs w:val="24"/>
+                <w:lang w:val="en-US"/>
+              </w:rPr>
+              <w:t>D_01</w:t>
+            </w:r>
+          </w:p>
+          <w:p>
+            <w:pPr>
+              <w:pStyle w:val="a5"/>
+              <w:spacing w:before="0"/>
+              <w:ind w:left="0" w:firstLine="0"/>
+              <w:jc w:val="both"/>
+              <w:rPr>
+                <w:sz w:val="24"/>
+                <w:szCs w:val="24"/>
+                <w:lang w:val="en-US"/>
+              </w:rPr>
+            </w:pPr>
+          </w:p>
+        </w:tc>
+        <w:tc>
+          <w:tcPr>
+            <w:tcW w:w="2455" w:type="dxa"/>
+          </w:tcPr>
+          <w:p>
+            <w:pPr>
+              <w:pStyle w:val="a5"/>
+              <w:spacing w:before="0"/>
+              <w:ind w:left="0" w:firstLine="0"/>
+              <w:jc w:val="both"/>
+              <w:rPr>
+                <w:sz w:val="24"/>
+                <w:szCs w:val="24"/>
+              </w:rPr>
+            </w:pPr>
+            <w:r>
+              <w:rPr>
+                <w:sz w:val="24"/>
+                <w:szCs w:val="24"/>
+              </w:rPr>
+              <w:t>Средняя</w:t>
+            </w:r>
+          </w:p>
+        </w:tc>
+        <w:tc>
+          <w:tcPr>
+            <w:tcW w:w="2455" w:type="dxa"/>
+          </w:tcPr>
+          <w:p>
+            <w:pPr>
+              <w:pStyle w:val="a5"/>
+              <w:spacing w:before="0"/>
+              <w:ind w:left="0" w:firstLine="0"/>
+              <w:jc w:val="both"/>
+              <w:rPr>
+                <w:sz w:val="24"/>
+                <w:szCs w:val="24"/>
+              </w:rPr>
+            </w:pPr>
+            <w:r>
+              <w:rPr>
+                <w:sz w:val="24"/>
+                <w:szCs w:val="24"/>
+              </w:rPr>
+              <w:t>Приложение воспроизводит звук даже когда ползунок звука на 0</w:t>
+            </w:r>
+          </w:p>
+        </w:tc>
+        <w:tc>
+          <w:tcPr>
+            <w:tcW w:w="2455" w:type="dxa"/>
+          </w:tcPr>
+          <w:p>
+            <w:pPr>
+              <w:pStyle w:val="a5"/>
+              <w:spacing w:before="0"/>
+              <w:ind w:left="0" w:firstLine="0"/>
+              <w:jc w:val="both"/>
+              <w:rPr>
+                <w:sz w:val="24"/>
+                <w:szCs w:val="24"/>
+              </w:rPr>
+            </w:pPr>
+            <w:r>
+              <w:rPr>
+                <w:sz w:val="24"/>
+                <w:szCs w:val="24"/>
+              </w:rPr>
+              <w:t>Исправлено</w:t>
+            </w:r>
+          </w:p>
+        </w:tc>
+      </w:tr>
+    </w:tbl>
+    <w:p>
+      <w:pPr>
+        <w:pStyle w:val="a5"/>
+        <w:spacing w:before="0" w:line="360" w:lineRule="exact"/>
+        <w:ind w:left="0" w:firstLine="720"/>
+        <w:jc w:val="both"/>
+      </w:pPr>
+      <w:r>
+        <w:br w:type="page"/>
+      </w:r>
+    </w:p>
     <w:p/>
     <w:sectPr>
       <w:pgSz w:w="11906" w:h="16838"/>
@@ -775,7 +4957,7 @@
     <w:lsdException w:name="Table Web 2" w:semiHidden="1" w:unhideWhenUsed="1"/>
     <w:lsdException w:name="Table Web 3" w:semiHidden="1" w:unhideWhenUsed="1"/>
     <w:lsdException w:name="Balloon Text" w:semiHidden="1" w:unhideWhenUsed="1"/>
-    <w:lsdException w:name="Table Grid" w:uiPriority="39"/>
+    <w:lsdException w:name="Table Grid" w:uiPriority="59"/>
     <w:lsdException w:name="Table Theme" w:semiHidden="1" w:unhideWhenUsed="1"/>
     <w:lsdException w:name="Placeholder Text" w:semiHidden="1"/>
     <w:lsdException w:name="No Spacing" w:uiPriority="1" w:qFormat="1"/>
@@ -1135,6 +5317,30 @@
       <w:lang w:val="ru-RU"/>
     </w:rPr>
   </w:style>
+  <w:style w:type="table" w:styleId="a7">
+    <w:name w:val="Table Grid"/>
+    <w:basedOn w:val="a1"/>
+    <w:uiPriority w:val="59"/>
+    <w:rsid w:val="007C0629"/>
+    <w:pPr>
+      <w:spacing w:after="0" w:line="240" w:lineRule="auto"/>
+    </w:pPr>
+    <w:rPr>
+      <w:rFonts w:ascii="Times New Roman" w:hAnsi="Times New Roman" w:cs="Calibri"/>
+      <w:color w:val="000000"/>
+      <w:sz w:val="28"/>
+    </w:rPr>
+    <w:tblPr>
+      <w:tblBorders>
+        <w:top w:val="single" w:sz="4" w:space="0" w:color="auto"/>
+        <w:left w:val="single" w:sz="4" w:space="0" w:color="auto"/>
+        <w:bottom w:val="single" w:sz="4" w:space="0" w:color="auto"/>
+        <w:right w:val="single" w:sz="4" w:space="0" w:color="auto"/>
+        <w:insideH w:val="single" w:sz="4" w:space="0" w:color="auto"/>
+        <w:insideV w:val="single" w:sz="4" w:space="0" w:color="auto"/>
+      </w:tblBorders>
+    </w:tblPr>
+  </w:style>
 </w:styles>
 </file>
 
